--- a/BE/SpringBoot.docx
+++ b/BE/SpringBoot.docx
@@ -4,6 +4,7 @@
   <w:body>
     <w:p>
       <w:pPr>
+        <w:spacing w:after="0"/>
         <w:jc w:val="center"/>
         <w:rPr>
           <w:b/>
@@ -16,6 +17,335 @@
           <w:bCs/>
         </w:rPr>
         <w:t>Spring boot</w:t>
+      </w:r>
+    </w:p>
+    <w:p>
+      <w:pPr>
+        <w:spacing w:after="0"/>
+        <w:rPr>
+          <w:b/>
+          <w:bCs/>
+        </w:rPr>
+      </w:pPr>
+      <w:r>
+        <w:rPr>
+          <w:b/>
+          <w:bCs/>
+        </w:rPr>
+        <w:t>Dependency Injection</w:t>
+      </w:r>
+    </w:p>
+    <w:p>
+      <w:pPr>
+        <w:pStyle w:val="ListParagraph"/>
+        <w:numPr>
+          <w:ilvl w:val="0"/>
+          <w:numId w:val="1"/>
+        </w:numPr>
+        <w:spacing w:after="0"/>
+      </w:pPr>
+      <w:r>
+        <w:t>Dependency (phụ thuộc): là một đối tượng mà class này cần dùng để hoạt động.</w:t>
+      </w:r>
+    </w:p>
+    <w:p>
+      <w:pPr>
+        <w:pStyle w:val="ListParagraph"/>
+        <w:numPr>
+          <w:ilvl w:val="0"/>
+          <w:numId w:val="1"/>
+        </w:numPr>
+        <w:spacing w:after="0"/>
+      </w:pPr>
+      <w:r>
+        <w:rPr>
+          <w:b/>
+          <w:bCs/>
+        </w:rPr>
+        <w:t>Dependency Injection (Tiêm phụ thuộc)</w:t>
+      </w:r>
+      <w:r>
+        <w:t xml:space="preserve"> là kỹ thuật mà thay vì class </w:t>
+      </w:r>
+      <w:r>
+        <w:rPr>
+          <w:b/>
+          <w:bCs/>
+        </w:rPr>
+        <w:t>tự tạo ra dependency của nó</w:t>
+      </w:r>
+      <w:r>
+        <w:t xml:space="preserve">, thì dependency sẽ được </w:t>
+      </w:r>
+      <w:r>
+        <w:rPr>
+          <w:b/>
+          <w:bCs/>
+        </w:rPr>
+        <w:t>cung cấp (tiêm vào)</w:t>
+      </w:r>
+      <w:r>
+        <w:t xml:space="preserve"> từ bên ngoài.</w:t>
+      </w:r>
+    </w:p>
+    <w:p>
+      <w:pPr>
+        <w:spacing w:after="0"/>
+        <w:rPr>
+          <w:b/>
+          <w:bCs/>
+        </w:rPr>
+      </w:pPr>
+      <w:r>
+        <w:rPr>
+          <w:b/>
+          <w:bCs/>
+        </w:rPr>
+        <w:t>Các anotation phổ biến:</w:t>
+      </w:r>
+    </w:p>
+    <w:p>
+      <w:pPr>
+        <w:spacing w:after="0"/>
+      </w:pPr>
+      <w:r>
+        <w:t xml:space="preserve">@Id: </w:t>
+      </w:r>
+      <w:r>
+        <w:t>đánh dấu trường dó là khóa chính trong Entity</w:t>
+      </w:r>
+      <w:r>
+        <w:tab/>
+      </w:r>
+    </w:p>
+    <w:p>
+      <w:pPr>
+        <w:spacing w:after="0"/>
+      </w:pPr>
+      <w:r>
+        <w:t>@Entity: dùng để đánh dấu class đó là 1 entity</w:t>
+      </w:r>
+    </w:p>
+    <w:p>
+      <w:pPr>
+        <w:spacing w:after="0"/>
+      </w:pPr>
+      <w:r>
+        <w:t xml:space="preserve">@RequestBody dùng trong </w:t>
+      </w:r>
+      <w:r>
+        <w:rPr>
+          <w:b/>
+          <w:bCs/>
+        </w:rPr>
+        <w:t>Spring MVC / Spring Boot</w:t>
+      </w:r>
+      <w:r>
+        <w:t xml:space="preserve"> để </w:t>
+      </w:r>
+      <w:r>
+        <w:rPr>
+          <w:b/>
+          <w:bCs/>
+        </w:rPr>
+        <w:t>ánh xạ dữ liệu từ HTTP request body</w:t>
+      </w:r>
+      <w:r>
+        <w:t xml:space="preserve"> (JSON, XML, form data…) thành một </w:t>
+      </w:r>
+      <w:r>
+        <w:rPr>
+          <w:b/>
+          <w:bCs/>
+        </w:rPr>
+        <w:t>Java object</w:t>
+      </w:r>
+      <w:r>
+        <w:t>.</w:t>
+      </w:r>
+    </w:p>
+    <w:p>
+      <w:pPr>
+        <w:spacing w:after="0"/>
+      </w:pPr>
+      <w:r>
+        <w:t xml:space="preserve">@Autowired là một </w:t>
+      </w:r>
+      <w:r>
+        <w:rPr>
+          <w:b/>
+          <w:bCs/>
+        </w:rPr>
+        <w:t>annotation trong Spring</w:t>
+      </w:r>
+      <w:r>
+        <w:t xml:space="preserve"> dùng để </w:t>
+      </w:r>
+      <w:r>
+        <w:rPr>
+          <w:b/>
+          <w:bCs/>
+        </w:rPr>
+        <w:t>tự động tiêm (inject) dependency</w:t>
+      </w:r>
+      <w:r>
+        <w:t xml:space="preserve"> vào một class, theo cơ chế </w:t>
+      </w:r>
+      <w:r>
+        <w:rPr>
+          <w:b/>
+          <w:bCs/>
+        </w:rPr>
+        <w:t>Dependency Injection (DI)</w:t>
+      </w:r>
+      <w:r>
+        <w:t>.</w:t>
+      </w:r>
+    </w:p>
+    <w:p>
+      <w:pPr>
+        <w:spacing w:after="0"/>
+      </w:pPr>
+      <w:r>
+        <w:t xml:space="preserve">@PathVariable dùng để </w:t>
+      </w:r>
+      <w:r>
+        <w:rPr>
+          <w:b/>
+          <w:bCs/>
+        </w:rPr>
+        <w:t>lấy giá trị từ URL path</w:t>
+      </w:r>
+      <w:r>
+        <w:t xml:space="preserve"> (đường dẫn) và ánh xạ vào biến trong method của Controller.</w:t>
+      </w:r>
+    </w:p>
+    <w:p>
+      <w:pPr>
+        <w:spacing w:after="0"/>
+        <w:rPr>
+          <w:b/>
+          <w:bCs/>
+        </w:rPr>
+      </w:pPr>
+      <w:r>
+        <w:rPr>
+          <w:b/>
+          <w:bCs/>
+        </w:rPr>
+        <w:t>1. kết nối database</w:t>
+      </w:r>
+    </w:p>
+    <w:p>
+      <w:pPr>
+        <w:spacing w:after="0"/>
+      </w:pPr>
+      <w:r>
+        <w:t>Server:</w:t>
+      </w:r>
+    </w:p>
+    <w:p>
+      <w:pPr>
+        <w:spacing w:after="0"/>
+      </w:pPr>
+      <w:r>
+        <w:t xml:space="preserve">   Port: 8080</w:t>
+      </w:r>
+    </w:p>
+    <w:p>
+      <w:pPr>
+        <w:spacing w:after="0"/>
+      </w:pPr>
+      <w:r>
+        <w:t xml:space="preserve">   Servlet:</w:t>
+      </w:r>
+    </w:p>
+    <w:p>
+      <w:pPr>
+        <w:spacing w:after="0"/>
+      </w:pPr>
+      <w:r>
+        <w:tab/>
+        <w:t>Context-path:/…. ( chỉ định rõ cho microservice )</w:t>
+      </w:r>
+    </w:p>
+    <w:p>
+      <w:pPr>
+        <w:spacing w:after="0"/>
+      </w:pPr>
+      <w:r>
+        <w:t>Spring:</w:t>
+      </w:r>
+    </w:p>
+    <w:p>
+      <w:pPr>
+        <w:spacing w:after="0"/>
+      </w:pPr>
+      <w:r>
+        <w:t xml:space="preserve">   Datasource:</w:t>
+      </w:r>
+    </w:p>
+    <w:p>
+      <w:pPr>
+        <w:spacing w:after="0"/>
+      </w:pPr>
+      <w:r>
+        <w:tab/>
+        <w:t>url: “…”</w:t>
+      </w:r>
+    </w:p>
+    <w:p>
+      <w:pPr>
+        <w:spacing w:after="0"/>
+      </w:pPr>
+      <w:r>
+        <w:tab/>
+        <w:t>username:…</w:t>
+      </w:r>
+    </w:p>
+    <w:p>
+      <w:pPr>
+        <w:spacing w:after="0"/>
+      </w:pPr>
+      <w:r>
+        <w:tab/>
+        <w:t>password:….</w:t>
+      </w:r>
+    </w:p>
+    <w:p>
+      <w:pPr>
+        <w:spacing w:after="0"/>
+      </w:pPr>
+      <w:r>
+        <w:t>Jpa:</w:t>
+      </w:r>
+    </w:p>
+    <w:p>
+      <w:pPr>
+        <w:spacing w:after="0"/>
+      </w:pPr>
+      <w:r>
+        <w:t xml:space="preserve">   Hibernate:</w:t>
+      </w:r>
+    </w:p>
+    <w:p>
+      <w:pPr>
+        <w:spacing w:after="0"/>
+      </w:pPr>
+      <w:r>
+        <w:tab/>
+        <w:t>Ddl-auto: update</w:t>
+      </w:r>
+    </w:p>
+    <w:p>
+      <w:pPr>
+        <w:spacing w:after="0"/>
+      </w:pPr>
+      <w:r>
+        <w:t xml:space="preserve">  Show-sql:true</w:t>
+      </w:r>
+      <w:r>
+        <w:tab/>
       </w:r>
     </w:p>
     <w:sectPr>
@@ -26,6 +356,127 @@
     </w:sectPr>
   </w:body>
 </w:document>
+</file>
+
+<file path=word/numbering.xml><?xml version="1.0" encoding="utf-8"?>
+<w:numbering xmlns:wpc="http://schemas.microsoft.com/office/word/2010/wordprocessingCanvas" xmlns:cx="http://schemas.microsoft.com/office/drawing/2014/chartex" xmlns:cx1="http://schemas.microsoft.com/office/drawing/2015/9/8/chartex" xmlns:cx2="http://schemas.microsoft.com/office/drawing/2015/10/21/chartex" xmlns:cx3="http://schemas.microsoft.com/office/drawing/2016/5/9/chartex" xmlns:cx4="http://schemas.microsoft.com/office/drawing/2016/5/10/chartex" xmlns:cx5="http://schemas.microsoft.com/office/drawing/2016/5/11/chartex" xmlns:cx6="http://schemas.microsoft.com/office/drawing/2016/5/12/chartex" xmlns:cx7="http://schemas.microsoft.com/office/drawing/2016/5/13/chartex" xmlns:cx8="http://schemas.microsoft.com/office/drawing/2016/5/14/chartex" xmlns:mc="http://schemas.openxmlformats.org/markup-compatibility/2006" xmlns:aink="http://schemas.microsoft.com/office/drawing/2016/ink" xmlns:am3d="http://schemas.microsoft.com/office/drawing/2017/model3d" xmlns:o="urn:schemas-microsoft-com:office:office" xmlns:oel="http://schemas.microsoft.com/office/2019/extlst" xmlns:r="http://schemas.openxmlformats.org/officeDocument/2006/relationships" xmlns:m="http://schemas.openxmlformats.org/officeDocument/2006/math" xmlns:v="urn:schemas-microsoft-com:vml" xmlns:wp14="http://schemas.microsoft.com/office/word/2010/wordprocessingDrawing" xmlns:wp="http://schemas.openxmlformats.org/drawingml/2006/wordprocessingDrawing" xmlns:w10="urn:schemas-microsoft-com:office:word" xmlns:w="http://schemas.openxmlformats.org/wordprocessingml/2006/main" xmlns:w14="http://schemas.microsoft.com/office/word/2010/wordml" xmlns:w15="http://schemas.microsoft.com/office/word/2012/wordml" xmlns:w16cex="http://schemas.microsoft.com/office/word/2018/wordml/cex" xmlns:w16cid="http://schemas.microsoft.com/office/word/2016/wordml/cid" xmlns:w16="http://schemas.microsoft.com/office/word/2018/wordml" xmlns:w16du="http://schemas.microsoft.com/office/word/2023/wordml/word16du" xmlns:w16sdtdh="http://schemas.microsoft.com/office/word/2020/wordml/sdtdatahash" xmlns:w16sdtfl="http://schemas.microsoft.com/office/word/2024/wordml/sdtformatlock" xmlns:w16se="http://schemas.microsoft.com/office/word/2015/wordml/symex" xmlns:wpg="http://schemas.microsoft.com/office/word/2010/wordprocessingGroup" xmlns:wpi="http://schemas.microsoft.com/office/word/2010/wordprocessingInk" xmlns:wne="http://schemas.microsoft.com/office/word/2006/wordml" xmlns:wps="http://schemas.microsoft.com/office/word/2010/wordprocessingShape" mc:Ignorable="w14 w15 w16se w16cid w16 w16cex w16sdtdh w16sdtfl w16du wp14">
+  <w:abstractNum w:abstractNumId="0" w15:restartNumberingAfterBreak="0">
+    <w:nsid w:val="6A5F0676"/>
+    <w:multiLevelType w:val="hybridMultilevel"/>
+    <w:tmpl w:val="B3DA604C"/>
+    <w:lvl w:ilvl="0" w:tplc="02B8999E">
+      <w:start w:val="1"/>
+      <w:numFmt w:val="bullet"/>
+      <w:lvlText w:val="-"/>
+      <w:lvlJc w:val="left"/>
+      <w:pPr>
+        <w:ind w:left="720" w:hanging="360"/>
+      </w:pPr>
+      <w:rPr>
+        <w:rFonts w:ascii="Calibri" w:eastAsiaTheme="minorEastAsia" w:hAnsi="Calibri" w:cs="Calibri" w:hint="default"/>
+      </w:rPr>
+    </w:lvl>
+    <w:lvl w:ilvl="1" w:tplc="04090003" w:tentative="1">
+      <w:start w:val="1"/>
+      <w:numFmt w:val="bullet"/>
+      <w:lvlText w:val="o"/>
+      <w:lvlJc w:val="left"/>
+      <w:pPr>
+        <w:ind w:left="1440" w:hanging="360"/>
+      </w:pPr>
+      <w:rPr>
+        <w:rFonts w:ascii="Courier New" w:hAnsi="Courier New" w:cs="Courier New" w:hint="default"/>
+      </w:rPr>
+    </w:lvl>
+    <w:lvl w:ilvl="2" w:tplc="04090005" w:tentative="1">
+      <w:start w:val="1"/>
+      <w:numFmt w:val="bullet"/>
+      <w:lvlText w:val=""/>
+      <w:lvlJc w:val="left"/>
+      <w:pPr>
+        <w:ind w:left="2160" w:hanging="360"/>
+      </w:pPr>
+      <w:rPr>
+        <w:rFonts w:ascii="Wingdings" w:hAnsi="Wingdings" w:hint="default"/>
+      </w:rPr>
+    </w:lvl>
+    <w:lvl w:ilvl="3" w:tplc="04090001" w:tentative="1">
+      <w:start w:val="1"/>
+      <w:numFmt w:val="bullet"/>
+      <w:lvlText w:val=""/>
+      <w:lvlJc w:val="left"/>
+      <w:pPr>
+        <w:ind w:left="2880" w:hanging="360"/>
+      </w:pPr>
+      <w:rPr>
+        <w:rFonts w:ascii="Symbol" w:hAnsi="Symbol" w:hint="default"/>
+      </w:rPr>
+    </w:lvl>
+    <w:lvl w:ilvl="4" w:tplc="04090003" w:tentative="1">
+      <w:start w:val="1"/>
+      <w:numFmt w:val="bullet"/>
+      <w:lvlText w:val="o"/>
+      <w:lvlJc w:val="left"/>
+      <w:pPr>
+        <w:ind w:left="3600" w:hanging="360"/>
+      </w:pPr>
+      <w:rPr>
+        <w:rFonts w:ascii="Courier New" w:hAnsi="Courier New" w:cs="Courier New" w:hint="default"/>
+      </w:rPr>
+    </w:lvl>
+    <w:lvl w:ilvl="5" w:tplc="04090005" w:tentative="1">
+      <w:start w:val="1"/>
+      <w:numFmt w:val="bullet"/>
+      <w:lvlText w:val=""/>
+      <w:lvlJc w:val="left"/>
+      <w:pPr>
+        <w:ind w:left="4320" w:hanging="360"/>
+      </w:pPr>
+      <w:rPr>
+        <w:rFonts w:ascii="Wingdings" w:hAnsi="Wingdings" w:hint="default"/>
+      </w:rPr>
+    </w:lvl>
+    <w:lvl w:ilvl="6" w:tplc="04090001" w:tentative="1">
+      <w:start w:val="1"/>
+      <w:numFmt w:val="bullet"/>
+      <w:lvlText w:val=""/>
+      <w:lvlJc w:val="left"/>
+      <w:pPr>
+        <w:ind w:left="5040" w:hanging="360"/>
+      </w:pPr>
+      <w:rPr>
+        <w:rFonts w:ascii="Symbol" w:hAnsi="Symbol" w:hint="default"/>
+      </w:rPr>
+    </w:lvl>
+    <w:lvl w:ilvl="7" w:tplc="04090003" w:tentative="1">
+      <w:start w:val="1"/>
+      <w:numFmt w:val="bullet"/>
+      <w:lvlText w:val="o"/>
+      <w:lvlJc w:val="left"/>
+      <w:pPr>
+        <w:ind w:left="5760" w:hanging="360"/>
+      </w:pPr>
+      <w:rPr>
+        <w:rFonts w:ascii="Courier New" w:hAnsi="Courier New" w:cs="Courier New" w:hint="default"/>
+      </w:rPr>
+    </w:lvl>
+    <w:lvl w:ilvl="8" w:tplc="04090005" w:tentative="1">
+      <w:start w:val="1"/>
+      <w:numFmt w:val="bullet"/>
+      <w:lvlText w:val=""/>
+      <w:lvlJc w:val="left"/>
+      <w:pPr>
+        <w:ind w:left="6480" w:hanging="360"/>
+      </w:pPr>
+      <w:rPr>
+        <w:rFonts w:ascii="Wingdings" w:hAnsi="Wingdings" w:hint="default"/>
+      </w:rPr>
+    </w:lvl>
+  </w:abstractNum>
+  <w:num w:numId="1" w16cid:durableId="1425951014">
+    <w:abstractNumId w:val="0"/>
+  </w:num>
+</w:numbering>
 </file>
 
 <file path=word/styles.xml><?xml version="1.0" encoding="utf-8"?>
@@ -631,7 +1082,6 @@
   <w:style w:type="character" w:default="1" w:styleId="DefaultParagraphFont">
     <w:name w:val="Default Paragraph Font"/>
     <w:uiPriority w:val="1"/>
-    <w:semiHidden/>
     <w:unhideWhenUsed/>
   </w:style>
   <w:style w:type="table" w:default="1" w:styleId="TableNormal">

--- a/BE/SpringBoot.docx
+++ b/BE/SpringBoot.docx
@@ -223,6 +223,128 @@
     <w:p>
       <w:pPr>
         <w:spacing w:after="0"/>
+      </w:pPr>
+      <w:r>
+        <w:t xml:space="preserve">@ControllerAdvice được dùng để xử lý </w:t>
+      </w:r>
+      <w:r>
+        <w:rPr>
+          <w:b/>
+          <w:bCs/>
+        </w:rPr>
+        <w:t>ngoại lệ (Exception)</w:t>
+      </w:r>
+      <w:r>
+        <w:t xml:space="preserve"> hoặc thêm </w:t>
+      </w:r>
+      <w:r>
+        <w:rPr>
+          <w:b/>
+          <w:bCs/>
+        </w:rPr>
+        <w:t>logic chung</w:t>
+      </w:r>
+      <w:r>
+        <w:t xml:space="preserve"> cho nhiều controller cùng lúc. Nó hoạt động như một </w:t>
+      </w:r>
+      <w:r>
+        <w:rPr>
+          <w:b/>
+          <w:bCs/>
+        </w:rPr>
+        <w:t>Global Controller</w:t>
+      </w:r>
+      <w:r>
+        <w:t xml:space="preserve"> giúp tách riêng phần xử lý lỗi/logic ra khỏi từng controller đơn lẻ.</w:t>
+      </w:r>
+    </w:p>
+    <w:p>
+      <w:pPr>
+        <w:spacing w:after="0"/>
+      </w:pPr>
+      <w:r>
+        <w:t xml:space="preserve">@Valid </w:t>
+      </w:r>
+      <w:r>
+        <w:t xml:space="preserve">Nó dùng để </w:t>
+      </w:r>
+      <w:r>
+        <w:rPr>
+          <w:b/>
+          <w:bCs/>
+        </w:rPr>
+        <w:t>kích hoạt quá trình validation (ràng buộc dữ liệu)</w:t>
+      </w:r>
+      <w:r>
+        <w:t xml:space="preserve"> dựa trên các annotation bạn đã đặt trong class model/entity/DTO.</w:t>
+      </w:r>
+    </w:p>
+    <w:p>
+      <w:pPr>
+        <w:spacing w:after="0"/>
+      </w:pPr>
+      <w:r>
+        <w:t>@JsonInclude(JsonInclude.Include.</w:t>
+      </w:r>
+      <w:r>
+        <w:rPr>
+          <w:i/>
+          <w:iCs/>
+        </w:rPr>
+        <w:t>NON_NULL</w:t>
+      </w:r>
+      <w:r>
+        <w:t>) //khi trả về kết quả json thì những thuộc tính nào null thì sẽ kh đưa vào json</w:t>
+      </w:r>
+    </w:p>
+    <w:p>
+      <w:pPr>
+        <w:spacing w:after="0"/>
+      </w:pPr>
+      <w:r>
+        <w:t>@Data: tự tạo ra các getter, setter, tostring,…</w:t>
+      </w:r>
+    </w:p>
+    <w:p>
+      <w:pPr>
+        <w:spacing w:after="0"/>
+      </w:pPr>
+      <w:r>
+        <w:t>@Builder giúp tạo các đối tượng 1 cách nhanh chóng</w:t>
+      </w:r>
+    </w:p>
+    <w:p>
+      <w:pPr>
+        <w:spacing w:after="0"/>
+      </w:pPr>
+      <w:r>
+        <w:t xml:space="preserve">@requiredArgsContructor </w:t>
+      </w:r>
+      <w:r>
+        <w:t xml:space="preserve">Nó sẽ tự động tạo </w:t>
+      </w:r>
+      <w:r>
+        <w:rPr>
+          <w:b/>
+          <w:bCs/>
+        </w:rPr>
+        <w:t>constructor</w:t>
+      </w:r>
+      <w:r>
+        <w:t xml:space="preserve"> cho class, gồm tất cả các trường final hoặc được đánh dấu @NonNull. Nhờ vậy bạn không cần viết constructor thủ công.</w:t>
+      </w:r>
+    </w:p>
+    <w:p>
+      <w:pPr>
+        <w:spacing w:after="0"/>
+      </w:pPr>
+      <w:r>
+        <w:tab/>
+      </w:r>
+    </w:p>
+    <w:p>
+      <w:pPr>
+        <w:spacing w:after="0"/>
         <w:rPr>
           <w:b/>
           <w:bCs/>
@@ -333,6 +455,7 @@
         <w:spacing w:after="0"/>
       </w:pPr>
       <w:r>
+        <w:lastRenderedPageBreak/>
         <w:tab/>
         <w:t>Ddl-auto: update</w:t>
       </w:r>
@@ -344,8 +467,271 @@
       <w:r>
         <w:t xml:space="preserve">  Show-sql:true</w:t>
       </w:r>
-      <w:r>
+    </w:p>
+    <w:p>
+      <w:pPr>
+        <w:spacing w:after="0"/>
+        <w:rPr>
+          <w:b/>
+          <w:bCs/>
+        </w:rPr>
+      </w:pPr>
+      <w:r>
+        <w:rPr>
+          <w:b/>
+          <w:bCs/>
+        </w:rPr>
+        <w:t>2. quản lý Exception</w:t>
+      </w:r>
+      <w:r>
+        <w:rPr>
+          <w:b/>
+          <w:bCs/>
+        </w:rPr>
         <w:tab/>
+      </w:r>
+    </w:p>
+    <w:p>
+      <w:pPr>
+        <w:spacing w:after="0"/>
+      </w:pPr>
+      <w:r>
+        <w:t>@ExceptionHandler(value = RuntimeException.class)</w:t>
+      </w:r>
+    </w:p>
+    <w:p>
+      <w:pPr>
+        <w:spacing w:after="0"/>
+      </w:pPr>
+      <w:r>
+        <w:t>ResponseEntity&lt;String&gt; HandlingRumtimeException(RuntimeException e){</w:t>
+      </w:r>
+    </w:p>
+    <w:p>
+      <w:pPr>
+        <w:spacing w:after="0"/>
+      </w:pPr>
+      <w:r>
+        <w:t xml:space="preserve">    return ResponseEntity.badRequest().body(e.getMessage());</w:t>
+      </w:r>
+    </w:p>
+    <w:p>
+      <w:pPr>
+        <w:spacing w:after="0"/>
+      </w:pPr>
+      <w:r>
+        <w:t>}</w:t>
+      </w:r>
+    </w:p>
+    <w:p>
+      <w:pPr>
+        <w:pStyle w:val="ListParagraph"/>
+        <w:numPr>
+          <w:ilvl w:val="0"/>
+          <w:numId w:val="1"/>
+        </w:numPr>
+        <w:spacing w:after="0"/>
+      </w:pPr>
+      <w:r>
+        <w:t xml:space="preserve">ResponseEntity&lt;T&gt; cho phép bạn </w:t>
+      </w:r>
+      <w:r>
+        <w:rPr>
+          <w:b/>
+          <w:bCs/>
+        </w:rPr>
+        <w:t>tự định nghĩa toàn bộ response HTTP</w:t>
+      </w:r>
+      <w:r>
+        <w:t>:</w:t>
+      </w:r>
+    </w:p>
+    <w:p>
+      <w:pPr>
+        <w:pStyle w:val="NormalWeb"/>
+        <w:numPr>
+          <w:ilvl w:val="0"/>
+          <w:numId w:val="1"/>
+        </w:numPr>
+      </w:pPr>
+      <w:r>
+        <w:rPr>
+          <w:rFonts w:hAnsi="Symbol"/>
+        </w:rPr>
+        <w:t></w:t>
+      </w:r>
+      <w:r>
+        <w:t xml:space="preserve">  </w:t>
+      </w:r>
+      <w:r>
+        <w:rPr>
+          <w:rStyle w:val="HTMLCode"/>
+          <w:rFonts w:eastAsiaTheme="majorEastAsia"/>
+        </w:rPr>
+        <w:t>ResponseEntity.badRequest()</w:t>
+      </w:r>
+      <w:r>
+        <w:t xml:space="preserve"> → Tạo một </w:t>
+      </w:r>
+      <w:r>
+        <w:rPr>
+          <w:rStyle w:val="Strong"/>
+          <w:rFonts w:eastAsiaTheme="majorEastAsia"/>
+        </w:rPr>
+        <w:t>ResponseEntity</w:t>
+      </w:r>
+      <w:r>
+        <w:t xml:space="preserve"> với HTTP status = </w:t>
+      </w:r>
+      <w:r>
+        <w:rPr>
+          <w:rStyle w:val="Strong"/>
+          <w:rFonts w:eastAsiaTheme="majorEastAsia"/>
+        </w:rPr>
+        <w:t>400 BAD REQUEST</w:t>
+      </w:r>
+      <w:r>
+        <w:t>.</w:t>
+      </w:r>
+    </w:p>
+    <w:p>
+      <w:pPr>
+        <w:pStyle w:val="NormalWeb"/>
+        <w:numPr>
+          <w:ilvl w:val="0"/>
+          <w:numId w:val="1"/>
+        </w:numPr>
+      </w:pPr>
+      <w:r>
+        <w:rPr>
+          <w:rFonts w:hAnsi="Symbol"/>
+        </w:rPr>
+        <w:t></w:t>
+      </w:r>
+      <w:r>
+        <w:t xml:space="preserve">  </w:t>
+      </w:r>
+      <w:r>
+        <w:rPr>
+          <w:rStyle w:val="HTMLCode"/>
+          <w:rFonts w:eastAsiaTheme="majorEastAsia"/>
+        </w:rPr>
+        <w:t>.body(e.getMessage())</w:t>
+      </w:r>
+      <w:r>
+        <w:t xml:space="preserve"> → gán thông báo lỗi (</w:t>
+      </w:r>
+      <w:r>
+        <w:rPr>
+          <w:rStyle w:val="HTMLCode"/>
+          <w:rFonts w:eastAsiaTheme="majorEastAsia"/>
+        </w:rPr>
+        <w:t>message</w:t>
+      </w:r>
+      <w:r>
+        <w:t xml:space="preserve"> từ exception) vào phần body của response.</w:t>
+      </w:r>
+    </w:p>
+    <w:p>
+      <w:pPr>
+        <w:pStyle w:val="ListParagraph"/>
+        <w:numPr>
+          <w:ilvl w:val="0"/>
+          <w:numId w:val="2"/>
+        </w:numPr>
+        <w:spacing w:after="0"/>
+        <w:rPr>
+          <w:b/>
+          <w:bCs/>
+        </w:rPr>
+      </w:pPr>
+      <w:r>
+        <w:rPr>
+          <w:b/>
+          <w:bCs/>
+        </w:rPr>
+        <w:t>Validation</w:t>
+      </w:r>
+      <w:r>
+        <w:rPr>
+          <w:b/>
+          <w:bCs/>
+        </w:rPr>
+        <w:t>:</w:t>
+      </w:r>
+    </w:p>
+    <w:p>
+      <w:pPr>
+        <w:pStyle w:val="ListParagraph"/>
+        <w:numPr>
+          <w:ilvl w:val="0"/>
+          <w:numId w:val="1"/>
+        </w:numPr>
+        <w:spacing w:after="0"/>
+        <w:rPr>
+          <w:b/>
+          <w:bCs/>
+        </w:rPr>
+      </w:pPr>
+      <w:r>
+        <w:t>Để validation thì chúng ta phải khai báo ở object mà nó nhận request</w:t>
+      </w:r>
+    </w:p>
+    <w:p>
+      <w:pPr>
+        <w:pStyle w:val="ListParagraph"/>
+        <w:numPr>
+          <w:ilvl w:val="0"/>
+          <w:numId w:val="2"/>
+        </w:numPr>
+        <w:spacing w:after="0"/>
+      </w:pPr>
+      <w:r>
+        <w:rPr>
+          <w:b/>
+          <w:bCs/>
+        </w:rPr>
+        <w:t>Normalize API response</w:t>
+      </w:r>
+      <w:r>
+        <w:t xml:space="preserve"> </w:t>
+      </w:r>
+      <w:r>
+        <w:t>:</w:t>
+      </w:r>
+      <w:r>
+        <w:t xml:space="preserve"> chuẩn hóa cấu trúc dữ liệu trả về từ API để tất cả các endpoint đều có cùng một format, thay vì mỗi API trả về một kiểu khác nhau.</w:t>
+      </w:r>
+    </w:p>
+    <w:p>
+      <w:pPr>
+        <w:spacing w:after="0"/>
+        <w:ind w:left="360"/>
+      </w:pPr>
+      <w:r>
+        <w:t>3. MapStruct</w:t>
+      </w:r>
+    </w:p>
+    <w:p>
+      <w:pPr>
+        <w:spacing w:after="0"/>
+        <w:ind w:left="360"/>
+      </w:pPr>
+      <w:r>
+        <w:t xml:space="preserve">- </w:t>
+      </w:r>
+      <w:r>
+        <w:t xml:space="preserve">Thay vì viết các phương thức get/set thủ công để copy dữ liệu, MapStruct sẽ </w:t>
+      </w:r>
+      <w:r>
+        <w:rPr>
+          <w:b/>
+          <w:bCs/>
+        </w:rPr>
+        <w:t>tạo code chuyển đổi tự động lúc compile</w:t>
+      </w:r>
+      <w:r>
+        <w:t>, rất nhanh và an toàn.</w:t>
       </w:r>
     </w:p>
     <w:sectPr>
@@ -361,6 +747,119 @@
 <file path=word/numbering.xml><?xml version="1.0" encoding="utf-8"?>
 <w:numbering xmlns:wpc="http://schemas.microsoft.com/office/word/2010/wordprocessingCanvas" xmlns:cx="http://schemas.microsoft.com/office/drawing/2014/chartex" xmlns:cx1="http://schemas.microsoft.com/office/drawing/2015/9/8/chartex" xmlns:cx2="http://schemas.microsoft.com/office/drawing/2015/10/21/chartex" xmlns:cx3="http://schemas.microsoft.com/office/drawing/2016/5/9/chartex" xmlns:cx4="http://schemas.microsoft.com/office/drawing/2016/5/10/chartex" xmlns:cx5="http://schemas.microsoft.com/office/drawing/2016/5/11/chartex" xmlns:cx6="http://schemas.microsoft.com/office/drawing/2016/5/12/chartex" xmlns:cx7="http://schemas.microsoft.com/office/drawing/2016/5/13/chartex" xmlns:cx8="http://schemas.microsoft.com/office/drawing/2016/5/14/chartex" xmlns:mc="http://schemas.openxmlformats.org/markup-compatibility/2006" xmlns:aink="http://schemas.microsoft.com/office/drawing/2016/ink" xmlns:am3d="http://schemas.microsoft.com/office/drawing/2017/model3d" xmlns:o="urn:schemas-microsoft-com:office:office" xmlns:oel="http://schemas.microsoft.com/office/2019/extlst" xmlns:r="http://schemas.openxmlformats.org/officeDocument/2006/relationships" xmlns:m="http://schemas.openxmlformats.org/officeDocument/2006/math" xmlns:v="urn:schemas-microsoft-com:vml" xmlns:wp14="http://schemas.microsoft.com/office/word/2010/wordprocessingDrawing" xmlns:wp="http://schemas.openxmlformats.org/drawingml/2006/wordprocessingDrawing" xmlns:w10="urn:schemas-microsoft-com:office:word" xmlns:w="http://schemas.openxmlformats.org/wordprocessingml/2006/main" xmlns:w14="http://schemas.microsoft.com/office/word/2010/wordml" xmlns:w15="http://schemas.microsoft.com/office/word/2012/wordml" xmlns:w16cex="http://schemas.microsoft.com/office/word/2018/wordml/cex" xmlns:w16cid="http://schemas.microsoft.com/office/word/2016/wordml/cid" xmlns:w16="http://schemas.microsoft.com/office/word/2018/wordml" xmlns:w16du="http://schemas.microsoft.com/office/word/2023/wordml/word16du" xmlns:w16sdtdh="http://schemas.microsoft.com/office/word/2020/wordml/sdtdatahash" xmlns:w16sdtfl="http://schemas.microsoft.com/office/word/2024/wordml/sdtformatlock" xmlns:w16se="http://schemas.microsoft.com/office/word/2015/wordml/symex" xmlns:wpg="http://schemas.microsoft.com/office/word/2010/wordprocessingGroup" xmlns:wpi="http://schemas.microsoft.com/office/word/2010/wordprocessingInk" xmlns:wne="http://schemas.microsoft.com/office/word/2006/wordml" xmlns:wps="http://schemas.microsoft.com/office/word/2010/wordprocessingShape" mc:Ignorable="w14 w15 w16se w16cid w16 w16cex w16sdtdh w16sdtfl w16du wp14">
   <w:abstractNum w:abstractNumId="0" w15:restartNumberingAfterBreak="0">
+    <w:nsid w:val="3C170508"/>
+    <w:multiLevelType w:val="hybridMultilevel"/>
+    <w:tmpl w:val="D64A8BAC"/>
+    <w:lvl w:ilvl="0" w:tplc="B3544606">
+      <w:start w:val="2"/>
+      <w:numFmt w:val="bullet"/>
+      <w:lvlText w:val=""/>
+      <w:lvlJc w:val="left"/>
+      <w:pPr>
+        <w:ind w:left="720" w:hanging="360"/>
+      </w:pPr>
+      <w:rPr>
+        <w:rFonts w:ascii="Symbol" w:eastAsiaTheme="minorEastAsia" w:hAnsi="Symbol" w:cstheme="minorBidi" w:hint="default"/>
+      </w:rPr>
+    </w:lvl>
+    <w:lvl w:ilvl="1" w:tplc="04090003" w:tentative="1">
+      <w:start w:val="1"/>
+      <w:numFmt w:val="bullet"/>
+      <w:lvlText w:val="o"/>
+      <w:lvlJc w:val="left"/>
+      <w:pPr>
+        <w:ind w:left="1440" w:hanging="360"/>
+      </w:pPr>
+      <w:rPr>
+        <w:rFonts w:ascii="Courier New" w:hAnsi="Courier New" w:cs="Courier New" w:hint="default"/>
+      </w:rPr>
+    </w:lvl>
+    <w:lvl w:ilvl="2" w:tplc="04090005" w:tentative="1">
+      <w:start w:val="1"/>
+      <w:numFmt w:val="bullet"/>
+      <w:lvlText w:val=""/>
+      <w:lvlJc w:val="left"/>
+      <w:pPr>
+        <w:ind w:left="2160" w:hanging="360"/>
+      </w:pPr>
+      <w:rPr>
+        <w:rFonts w:ascii="Wingdings" w:hAnsi="Wingdings" w:hint="default"/>
+      </w:rPr>
+    </w:lvl>
+    <w:lvl w:ilvl="3" w:tplc="04090001" w:tentative="1">
+      <w:start w:val="1"/>
+      <w:numFmt w:val="bullet"/>
+      <w:lvlText w:val=""/>
+      <w:lvlJc w:val="left"/>
+      <w:pPr>
+        <w:ind w:left="2880" w:hanging="360"/>
+      </w:pPr>
+      <w:rPr>
+        <w:rFonts w:ascii="Symbol" w:hAnsi="Symbol" w:hint="default"/>
+      </w:rPr>
+    </w:lvl>
+    <w:lvl w:ilvl="4" w:tplc="04090003" w:tentative="1">
+      <w:start w:val="1"/>
+      <w:numFmt w:val="bullet"/>
+      <w:lvlText w:val="o"/>
+      <w:lvlJc w:val="left"/>
+      <w:pPr>
+        <w:ind w:left="3600" w:hanging="360"/>
+      </w:pPr>
+      <w:rPr>
+        <w:rFonts w:ascii="Courier New" w:hAnsi="Courier New" w:cs="Courier New" w:hint="default"/>
+      </w:rPr>
+    </w:lvl>
+    <w:lvl w:ilvl="5" w:tplc="04090005" w:tentative="1">
+      <w:start w:val="1"/>
+      <w:numFmt w:val="bullet"/>
+      <w:lvlText w:val=""/>
+      <w:lvlJc w:val="left"/>
+      <w:pPr>
+        <w:ind w:left="4320" w:hanging="360"/>
+      </w:pPr>
+      <w:rPr>
+        <w:rFonts w:ascii="Wingdings" w:hAnsi="Wingdings" w:hint="default"/>
+      </w:rPr>
+    </w:lvl>
+    <w:lvl w:ilvl="6" w:tplc="04090001" w:tentative="1">
+      <w:start w:val="1"/>
+      <w:numFmt w:val="bullet"/>
+      <w:lvlText w:val=""/>
+      <w:lvlJc w:val="left"/>
+      <w:pPr>
+        <w:ind w:left="5040" w:hanging="360"/>
+      </w:pPr>
+      <w:rPr>
+        <w:rFonts w:ascii="Symbol" w:hAnsi="Symbol" w:hint="default"/>
+      </w:rPr>
+    </w:lvl>
+    <w:lvl w:ilvl="7" w:tplc="04090003" w:tentative="1">
+      <w:start w:val="1"/>
+      <w:numFmt w:val="bullet"/>
+      <w:lvlText w:val="o"/>
+      <w:lvlJc w:val="left"/>
+      <w:pPr>
+        <w:ind w:left="5760" w:hanging="360"/>
+      </w:pPr>
+      <w:rPr>
+        <w:rFonts w:ascii="Courier New" w:hAnsi="Courier New" w:cs="Courier New" w:hint="default"/>
+      </w:rPr>
+    </w:lvl>
+    <w:lvl w:ilvl="8" w:tplc="04090005" w:tentative="1">
+      <w:start w:val="1"/>
+      <w:numFmt w:val="bullet"/>
+      <w:lvlText w:val=""/>
+      <w:lvlJc w:val="left"/>
+      <w:pPr>
+        <w:ind w:left="6480" w:hanging="360"/>
+      </w:pPr>
+      <w:rPr>
+        <w:rFonts w:ascii="Wingdings" w:hAnsi="Wingdings" w:hint="default"/>
+      </w:rPr>
+    </w:lvl>
+  </w:abstractNum>
+  <w:abstractNum w:abstractNumId="1" w15:restartNumberingAfterBreak="0">
     <w:nsid w:val="6A5F0676"/>
     <w:multiLevelType w:val="hybridMultilevel"/>
     <w:tmpl w:val="B3DA604C"/>
@@ -474,6 +973,9 @@
     </w:lvl>
   </w:abstractNum>
   <w:num w:numId="1" w16cid:durableId="1425951014">
+    <w:abstractNumId w:val="1"/>
+  </w:num>
+  <w:num w:numId="2" w16cid:durableId="1759864587">
     <w:abstractNumId w:val="0"/>
   </w:num>
 </w:numbering>
@@ -1395,6 +1897,46 @@
       <w:spacing w:val="5"/>
     </w:rPr>
   </w:style>
+  <w:style w:type="paragraph" w:styleId="NormalWeb">
+    <w:name w:val="Normal (Web)"/>
+    <w:basedOn w:val="Normal"/>
+    <w:uiPriority w:val="99"/>
+    <w:semiHidden/>
+    <w:unhideWhenUsed/>
+    <w:rsid w:val="00DD4803"/>
+    <w:pPr>
+      <w:spacing w:before="100" w:beforeAutospacing="1" w:after="100" w:afterAutospacing="1" w:line="240" w:lineRule="auto"/>
+    </w:pPr>
+    <w:rPr>
+      <w:rFonts w:ascii="Times New Roman" w:eastAsia="Times New Roman" w:hAnsi="Times New Roman" w:cs="Times New Roman"/>
+      <w:kern w:val="0"/>
+      <w14:ligatures w14:val="none"/>
+    </w:rPr>
+  </w:style>
+  <w:style w:type="character" w:styleId="HTMLCode">
+    <w:name w:val="HTML Code"/>
+    <w:basedOn w:val="DefaultParagraphFont"/>
+    <w:uiPriority w:val="99"/>
+    <w:semiHidden/>
+    <w:unhideWhenUsed/>
+    <w:rsid w:val="00DD4803"/>
+    <w:rPr>
+      <w:rFonts w:ascii="Courier New" w:eastAsia="Times New Roman" w:hAnsi="Courier New" w:cs="Courier New"/>
+      <w:sz w:val="20"/>
+      <w:szCs w:val="20"/>
+    </w:rPr>
+  </w:style>
+  <w:style w:type="character" w:styleId="Strong">
+    <w:name w:val="Strong"/>
+    <w:basedOn w:val="DefaultParagraphFont"/>
+    <w:uiPriority w:val="22"/>
+    <w:qFormat/>
+    <w:rsid w:val="00DD4803"/>
+    <w:rPr>
+      <w:b/>
+      <w:bCs/>
+    </w:rPr>
+  </w:style>
 </w:styles>
 </file>
 

--- a/BE/SpringBoot.docx
+++ b/BE/SpringBoot.docx
@@ -707,8 +707,16 @@
       <w:pPr>
         <w:spacing w:after="0"/>
         <w:ind w:left="360"/>
-      </w:pPr>
-      <w:r>
+        <w:rPr>
+          <w:b/>
+          <w:bCs/>
+        </w:rPr>
+      </w:pPr>
+      <w:r>
+        <w:rPr>
+          <w:b/>
+          <w:bCs/>
+        </w:rPr>
         <w:t>3. MapStruct</w:t>
       </w:r>
     </w:p>
@@ -732,6 +740,21 @@
       </w:r>
       <w:r>
         <w:t>, rất nhanh và an toàn.</w:t>
+      </w:r>
+    </w:p>
+    <w:p>
+      <w:pPr>
+        <w:spacing w:after="0"/>
+        <w:ind w:left="360"/>
+      </w:pPr>
+    </w:p>
+    <w:p>
+      <w:pPr>
+        <w:spacing w:after="0"/>
+        <w:ind w:left="360"/>
+      </w:pPr>
+      <w:r>
+        <w:t>4. Mã hóa mật khẩu và xác thực đúng chuẩn với thuật toán bcry pt</w:t>
       </w:r>
     </w:p>
     <w:sectPr>
@@ -1584,6 +1607,7 @@
   <w:style w:type="character" w:default="1" w:styleId="DefaultParagraphFont">
     <w:name w:val="Default Paragraph Font"/>
     <w:uiPriority w:val="1"/>
+    <w:semiHidden/>
     <w:unhideWhenUsed/>
   </w:style>
   <w:style w:type="table" w:default="1" w:styleId="TableNormal">

--- a/BE/SpringBoot.docx
+++ b/BE/SpringBoot.docx
@@ -754,7 +754,7 @@
         <w:ind w:left="360"/>
       </w:pPr>
       <w:r>
-        <w:t>4. Mã hóa mật khẩu và xác thực đúng chuẩn với thuật toán bcry pt</w:t>
+        <w:t>4. Mã hóa mật khẩu và xác thực đúng chuẩn với thuật toán bcrypt</w:t>
       </w:r>
     </w:p>
     <w:sectPr>

--- a/BE/SpringBoot.docx
+++ b/BE/SpringBoot.docx
@@ -752,10 +752,806 @@
       <w:pPr>
         <w:spacing w:after="0"/>
         <w:ind w:left="360"/>
-      </w:pPr>
-      <w:r>
+        <w:rPr>
+          <w:b/>
+          <w:bCs/>
+        </w:rPr>
+      </w:pPr>
+      <w:r>
+        <w:rPr>
+          <w:b/>
+          <w:bCs/>
+        </w:rPr>
         <w:t>4. Mã hóa mật khẩu và xác thực đúng chuẩn với thuật toán bcrypt</w:t>
       </w:r>
+    </w:p>
+    <w:p>
+      <w:pPr>
+        <w:spacing w:after="0"/>
+        <w:ind w:left="360"/>
+      </w:pPr>
+      <w:r>
+        <w:t>User user = userMapper.toUser(request);</w:t>
+      </w:r>
+      <w:r>
+        <w:br/>
+        <w:t>//sử dụng Bcrypt để mã hoá mật khâu</w:t>
+      </w:r>
+      <w:r>
+        <w:br/>
+        <w:t>PasswordEncoder passwordEncoder = new BCryptPasswordEncoder(10); //mã hóa mật khẩu thành 10 ký tự</w:t>
+      </w:r>
+      <w:r>
+        <w:br/>
+        <w:t>user.setPassword(passwordEncoder.encode(request.getPassword()));// chuyển đổi mật khẩu thành chuỗi mã hóa</w:t>
+      </w:r>
+    </w:p>
+    <w:p>
+      <w:pPr>
+        <w:pStyle w:val="ListParagraph"/>
+        <w:numPr>
+          <w:ilvl w:val="0"/>
+          <w:numId w:val="1"/>
+        </w:numPr>
+        <w:spacing w:after="0"/>
+      </w:pPr>
+      <w:r>
+        <w:t>Tạo các file AuthenticationRequest, AuthenticationResponse, AuthenticationController</w:t>
+      </w:r>
+    </w:p>
+    <w:p>
+      <w:pPr>
+        <w:pStyle w:val="ListParagraph"/>
+        <w:numPr>
+          <w:ilvl w:val="0"/>
+          <w:numId w:val="1"/>
+        </w:numPr>
+        <w:shd w:val="clear" w:color="auto" w:fill="1E1F22"/>
+        <w:tabs>
+          <w:tab w:val="left" w:pos="916"/>
+          <w:tab w:val="left" w:pos="1832"/>
+          <w:tab w:val="left" w:pos="2748"/>
+          <w:tab w:val="left" w:pos="3664"/>
+          <w:tab w:val="left" w:pos="4580"/>
+          <w:tab w:val="left" w:pos="5496"/>
+          <w:tab w:val="left" w:pos="6412"/>
+          <w:tab w:val="left" w:pos="7328"/>
+          <w:tab w:val="left" w:pos="8244"/>
+          <w:tab w:val="left" w:pos="9160"/>
+          <w:tab w:val="left" w:pos="10076"/>
+          <w:tab w:val="left" w:pos="10992"/>
+          <w:tab w:val="left" w:pos="11908"/>
+          <w:tab w:val="left" w:pos="12824"/>
+          <w:tab w:val="left" w:pos="13740"/>
+          <w:tab w:val="left" w:pos="14656"/>
+        </w:tabs>
+        <w:spacing w:after="0" w:line="240" w:lineRule="auto"/>
+        <w:rPr>
+          <w:rFonts w:ascii="Courier New" w:eastAsia="Times New Roman" w:hAnsi="Courier New" w:cs="Courier New"/>
+          <w:color w:val="BCBEC4"/>
+          <w:kern w:val="0"/>
+          <w:sz w:val="20"/>
+          <w:szCs w:val="20"/>
+          <w14:ligatures w14:val="none"/>
+        </w:rPr>
+      </w:pPr>
+      <w:r>
+        <w:rPr>
+          <w:rFonts w:ascii="Courier New" w:eastAsia="Times New Roman" w:hAnsi="Courier New" w:cs="Courier New"/>
+          <w:color w:val="CF8E6D"/>
+          <w:kern w:val="0"/>
+          <w:sz w:val="20"/>
+          <w:szCs w:val="20"/>
+          <w14:ligatures w14:val="none"/>
+        </w:rPr>
+        <w:t xml:space="preserve">public boolean </w:t>
+      </w:r>
+      <w:r>
+        <w:rPr>
+          <w:rFonts w:ascii="Courier New" w:eastAsia="Times New Roman" w:hAnsi="Courier New" w:cs="Courier New"/>
+          <w:color w:val="56A8F5"/>
+          <w:kern w:val="0"/>
+          <w:sz w:val="20"/>
+          <w:szCs w:val="20"/>
+          <w14:ligatures w14:val="none"/>
+        </w:rPr>
+        <w:t>authenticate</w:t>
+      </w:r>
+      <w:r>
+        <w:rPr>
+          <w:rFonts w:ascii="Courier New" w:eastAsia="Times New Roman" w:hAnsi="Courier New" w:cs="Courier New"/>
+          <w:color w:val="BCBEC4"/>
+          <w:kern w:val="0"/>
+          <w:sz w:val="20"/>
+          <w:szCs w:val="20"/>
+          <w14:ligatures w14:val="none"/>
+        </w:rPr>
+        <w:t>(AuthenticationRequest request){</w:t>
+      </w:r>
+      <w:r>
+        <w:rPr>
+          <w:rFonts w:ascii="Courier New" w:eastAsia="Times New Roman" w:hAnsi="Courier New" w:cs="Courier New"/>
+          <w:color w:val="BCBEC4"/>
+          <w:kern w:val="0"/>
+          <w:sz w:val="20"/>
+          <w:szCs w:val="20"/>
+          <w14:ligatures w14:val="none"/>
+        </w:rPr>
+        <w:br/>
+        <w:t xml:space="preserve">    </w:t>
+      </w:r>
+      <w:r>
+        <w:rPr>
+          <w:rFonts w:ascii="Courier New" w:eastAsia="Times New Roman" w:hAnsi="Courier New" w:cs="Courier New"/>
+          <w:color w:val="CF8E6D"/>
+          <w:kern w:val="0"/>
+          <w:sz w:val="20"/>
+          <w:szCs w:val="20"/>
+          <w14:ligatures w14:val="none"/>
+        </w:rPr>
+        <w:t xml:space="preserve">var </w:t>
+      </w:r>
+      <w:r>
+        <w:rPr>
+          <w:rFonts w:ascii="Courier New" w:eastAsia="Times New Roman" w:hAnsi="Courier New" w:cs="Courier New"/>
+          <w:color w:val="BCBEC4"/>
+          <w:kern w:val="0"/>
+          <w:sz w:val="20"/>
+          <w:szCs w:val="20"/>
+          <w14:ligatures w14:val="none"/>
+        </w:rPr>
+        <w:t xml:space="preserve">user = </w:t>
+      </w:r>
+      <w:r>
+        <w:rPr>
+          <w:rFonts w:ascii="Courier New" w:eastAsia="Times New Roman" w:hAnsi="Courier New" w:cs="Courier New"/>
+          <w:color w:val="C77DBB"/>
+          <w:kern w:val="0"/>
+          <w:sz w:val="20"/>
+          <w:szCs w:val="20"/>
+          <w14:ligatures w14:val="none"/>
+        </w:rPr>
+        <w:t>userRepository</w:t>
+      </w:r>
+      <w:r>
+        <w:rPr>
+          <w:rFonts w:ascii="Courier New" w:eastAsia="Times New Roman" w:hAnsi="Courier New" w:cs="Courier New"/>
+          <w:color w:val="BCBEC4"/>
+          <w:kern w:val="0"/>
+          <w:sz w:val="20"/>
+          <w:szCs w:val="20"/>
+          <w14:ligatures w14:val="none"/>
+        </w:rPr>
+        <w:t>.findByUsername(request.getUsername())</w:t>
+      </w:r>
+      <w:r>
+        <w:rPr>
+          <w:rFonts w:ascii="Courier New" w:eastAsia="Times New Roman" w:hAnsi="Courier New" w:cs="Courier New"/>
+          <w:color w:val="BCBEC4"/>
+          <w:kern w:val="0"/>
+          <w:sz w:val="20"/>
+          <w:szCs w:val="20"/>
+          <w14:ligatures w14:val="none"/>
+        </w:rPr>
+        <w:br/>
+        <w:t xml:space="preserve">            .orElseThrow(() -&gt; </w:t>
+      </w:r>
+      <w:r>
+        <w:rPr>
+          <w:rFonts w:ascii="Courier New" w:eastAsia="Times New Roman" w:hAnsi="Courier New" w:cs="Courier New"/>
+          <w:color w:val="CF8E6D"/>
+          <w:kern w:val="0"/>
+          <w:sz w:val="20"/>
+          <w:szCs w:val="20"/>
+          <w14:ligatures w14:val="none"/>
+        </w:rPr>
+        <w:t xml:space="preserve">new </w:t>
+      </w:r>
+      <w:r>
+        <w:rPr>
+          <w:rFonts w:ascii="Courier New" w:eastAsia="Times New Roman" w:hAnsi="Courier New" w:cs="Courier New"/>
+          <w:color w:val="BCBEC4"/>
+          <w:kern w:val="0"/>
+          <w:sz w:val="20"/>
+          <w:szCs w:val="20"/>
+          <w14:ligatures w14:val="none"/>
+        </w:rPr>
+        <w:t>AppException(ErrorCode.</w:t>
+      </w:r>
+      <w:r>
+        <w:rPr>
+          <w:rFonts w:ascii="Courier New" w:eastAsia="Times New Roman" w:hAnsi="Courier New" w:cs="Courier New"/>
+          <w:i/>
+          <w:iCs/>
+          <w:color w:val="C77DBB"/>
+          <w:kern w:val="0"/>
+          <w:sz w:val="20"/>
+          <w:szCs w:val="20"/>
+          <w14:ligatures w14:val="none"/>
+        </w:rPr>
+        <w:t>USER_NOT_EXISTED</w:t>
+      </w:r>
+      <w:r>
+        <w:rPr>
+          <w:rFonts w:ascii="Courier New" w:eastAsia="Times New Roman" w:hAnsi="Courier New" w:cs="Courier New"/>
+          <w:color w:val="BCBEC4"/>
+          <w:kern w:val="0"/>
+          <w:sz w:val="20"/>
+          <w:szCs w:val="20"/>
+          <w14:ligatures w14:val="none"/>
+        </w:rPr>
+        <w:t>));</w:t>
+      </w:r>
+      <w:r>
+        <w:rPr>
+          <w:rFonts w:ascii="Courier New" w:eastAsia="Times New Roman" w:hAnsi="Courier New" w:cs="Courier New"/>
+          <w:color w:val="BCBEC4"/>
+          <w:kern w:val="0"/>
+          <w:sz w:val="20"/>
+          <w:szCs w:val="20"/>
+          <w14:ligatures w14:val="none"/>
+        </w:rPr>
+        <w:br/>
+        <w:t xml:space="preserve">    PasswordEncoder passwordEncoder = </w:t>
+      </w:r>
+      <w:r>
+        <w:rPr>
+          <w:rFonts w:ascii="Courier New" w:eastAsia="Times New Roman" w:hAnsi="Courier New" w:cs="Courier New"/>
+          <w:color w:val="CF8E6D"/>
+          <w:kern w:val="0"/>
+          <w:sz w:val="20"/>
+          <w:szCs w:val="20"/>
+          <w14:ligatures w14:val="none"/>
+        </w:rPr>
+        <w:t xml:space="preserve">new </w:t>
+      </w:r>
+      <w:r>
+        <w:rPr>
+          <w:rFonts w:ascii="Courier New" w:eastAsia="Times New Roman" w:hAnsi="Courier New" w:cs="Courier New"/>
+          <w:color w:val="BCBEC4"/>
+          <w:kern w:val="0"/>
+          <w:sz w:val="20"/>
+          <w:szCs w:val="20"/>
+          <w14:ligatures w14:val="none"/>
+        </w:rPr>
+        <w:t>BCryptPasswordEncoder(</w:t>
+      </w:r>
+      <w:r>
+        <w:rPr>
+          <w:rFonts w:ascii="Courier New" w:eastAsia="Times New Roman" w:hAnsi="Courier New" w:cs="Courier New"/>
+          <w:color w:val="2AACB8"/>
+          <w:kern w:val="0"/>
+          <w:sz w:val="20"/>
+          <w:szCs w:val="20"/>
+          <w14:ligatures w14:val="none"/>
+        </w:rPr>
+        <w:t>10</w:t>
+      </w:r>
+      <w:r>
+        <w:rPr>
+          <w:rFonts w:ascii="Courier New" w:eastAsia="Times New Roman" w:hAnsi="Courier New" w:cs="Courier New"/>
+          <w:color w:val="BCBEC4"/>
+          <w:kern w:val="0"/>
+          <w:sz w:val="20"/>
+          <w:szCs w:val="20"/>
+          <w14:ligatures w14:val="none"/>
+        </w:rPr>
+        <w:t>);</w:t>
+      </w:r>
+      <w:r>
+        <w:rPr>
+          <w:rFonts w:ascii="Courier New" w:eastAsia="Times New Roman" w:hAnsi="Courier New" w:cs="Courier New"/>
+          <w:color w:val="BCBEC4"/>
+          <w:kern w:val="0"/>
+          <w:sz w:val="20"/>
+          <w:szCs w:val="20"/>
+          <w14:ligatures w14:val="none"/>
+        </w:rPr>
+        <w:br/>
+        <w:t xml:space="preserve">    </w:t>
+      </w:r>
+      <w:r>
+        <w:rPr>
+          <w:rFonts w:ascii="Courier New" w:eastAsia="Times New Roman" w:hAnsi="Courier New" w:cs="Courier New"/>
+          <w:color w:val="CF8E6D"/>
+          <w:kern w:val="0"/>
+          <w:sz w:val="20"/>
+          <w:szCs w:val="20"/>
+          <w14:ligatures w14:val="none"/>
+        </w:rPr>
+        <w:t xml:space="preserve">return </w:t>
+      </w:r>
+      <w:r>
+        <w:rPr>
+          <w:rFonts w:ascii="Courier New" w:eastAsia="Times New Roman" w:hAnsi="Courier New" w:cs="Courier New"/>
+          <w:color w:val="BCBEC4"/>
+          <w:kern w:val="0"/>
+          <w:sz w:val="20"/>
+          <w:szCs w:val="20"/>
+          <w14:ligatures w14:val="none"/>
+        </w:rPr>
+        <w:t>passwordEncoder.matches(request.getPassword(),user.getPassword());</w:t>
+      </w:r>
+      <w:r>
+        <w:rPr>
+          <w:rFonts w:ascii="Courier New" w:eastAsia="Times New Roman" w:hAnsi="Courier New" w:cs="Courier New"/>
+          <w:color w:val="BCBEC4"/>
+          <w:kern w:val="0"/>
+          <w:sz w:val="20"/>
+          <w:szCs w:val="20"/>
+          <w14:ligatures w14:val="none"/>
+        </w:rPr>
+        <w:br/>
+        <w:t>}</w:t>
+      </w:r>
+    </w:p>
+    <w:p>
+      <w:pPr>
+        <w:pStyle w:val="ListParagraph"/>
+        <w:numPr>
+          <w:ilvl w:val="0"/>
+          <w:numId w:val="3"/>
+        </w:numPr>
+        <w:spacing w:after="0"/>
+      </w:pPr>
+      <w:r>
+        <w:rPr>
+          <w:rFonts w:ascii="Courier New" w:eastAsia="Times New Roman" w:hAnsi="Courier New" w:cs="Courier New"/>
+          <w:color w:val="CF8E6D"/>
+          <w:kern w:val="0"/>
+          <w:sz w:val="20"/>
+          <w:szCs w:val="20"/>
+          <w14:ligatures w14:val="none"/>
+        </w:rPr>
+        <w:t>luồng hoạt động: trong UserService thực hiện mã hóa mật khẩu mà người dùng khởi tạo, sau đó trong AuthenticationService thực hiện matchs giữa request.getPassword và user.getPassWord để kiểm tra và thực hiện đăng nhập</w:t>
+      </w:r>
+    </w:p>
+    <w:p>
+      <w:pPr>
+        <w:spacing w:after="0"/>
+        <w:ind w:left="360"/>
+      </w:pPr>
+    </w:p>
+    <w:p>
+      <w:pPr>
+        <w:spacing w:after="0"/>
+        <w:rPr>
+          <w:b/>
+          <w:bCs/>
+        </w:rPr>
+      </w:pPr>
+      <w:r>
+        <w:rPr>
+          <w:b/>
+          <w:bCs/>
+        </w:rPr>
+        <w:lastRenderedPageBreak/>
+        <w:t>ApiResponse&lt;AuthenticationResponse&gt; authenticate(@RequestBody AuthenticationRequest request){</w:t>
+      </w:r>
+      <w:r>
+        <w:rPr>
+          <w:b/>
+          <w:bCs/>
+        </w:rPr>
+        <w:br/>
+        <w:t xml:space="preserve">    boolean result = authenticationService.authenticate(request);</w:t>
+      </w:r>
+      <w:r>
+        <w:rPr>
+          <w:b/>
+          <w:bCs/>
+        </w:rPr>
+        <w:br/>
+        <w:t xml:space="preserve">    return ApiResponse.&lt;AuthenticationResponse&gt;</w:t>
+      </w:r>
+      <w:r>
+        <w:rPr>
+          <w:b/>
+          <w:bCs/>
+          <w:i/>
+          <w:iCs/>
+        </w:rPr>
+        <w:t>builder</w:t>
+      </w:r>
+      <w:r>
+        <w:rPr>
+          <w:b/>
+          <w:bCs/>
+        </w:rPr>
+        <w:t>()</w:t>
+      </w:r>
+      <w:r>
+        <w:rPr>
+          <w:b/>
+          <w:bCs/>
+        </w:rPr>
+        <w:br/>
+        <w:t xml:space="preserve">            .result(</w:t>
+      </w:r>
+      <w:r>
+        <w:rPr>
+          <w:b/>
+          <w:bCs/>
+        </w:rPr>
+        <w:br/>
+        <w:t xml:space="preserve">                    AuthenticationResponse.</w:t>
+      </w:r>
+      <w:r>
+        <w:rPr>
+          <w:b/>
+          <w:bCs/>
+          <w:i/>
+          <w:iCs/>
+        </w:rPr>
+        <w:t>builder</w:t>
+      </w:r>
+      <w:r>
+        <w:rPr>
+          <w:b/>
+          <w:bCs/>
+        </w:rPr>
+        <w:t>()</w:t>
+      </w:r>
+      <w:r>
+        <w:rPr>
+          <w:b/>
+          <w:bCs/>
+        </w:rPr>
+        <w:br/>
+        <w:t xml:space="preserve">                            .authenticated(result)</w:t>
+      </w:r>
+      <w:r>
+        <w:rPr>
+          <w:b/>
+          <w:bCs/>
+        </w:rPr>
+        <w:br/>
+        <w:t xml:space="preserve">                            .build()</w:t>
+      </w:r>
+      <w:r>
+        <w:rPr>
+          <w:b/>
+          <w:bCs/>
+        </w:rPr>
+        <w:br/>
+        <w:t xml:space="preserve">            )</w:t>
+      </w:r>
+      <w:r>
+        <w:rPr>
+          <w:b/>
+          <w:bCs/>
+        </w:rPr>
+        <w:br/>
+        <w:t xml:space="preserve">            .build();</w:t>
+      </w:r>
+      <w:r>
+        <w:rPr>
+          <w:b/>
+          <w:bCs/>
+        </w:rPr>
+        <w:br/>
+        <w:t>}</w:t>
+      </w:r>
+    </w:p>
+    <w:p>
+      <w:pPr>
+        <w:spacing w:after="0"/>
+      </w:pPr>
+      <w:r>
+        <w:t>1️</w:t>
+      </w:r>
+      <w:r>
+        <w:rPr>
+          <w:rFonts w:ascii="Segoe UI Symbol" w:hAnsi="Segoe UI Symbol" w:cs="Segoe UI Symbol"/>
+        </w:rPr>
+        <w:t>⃣</w:t>
+      </w:r>
+      <w:r>
+        <w:t xml:space="preserve"> Người dùng gửi yêu cầu POST /login kèm JSON {username, password}.</w:t>
+      </w:r>
+      <w:r>
+        <w:br/>
+        <w:t>2️</w:t>
+      </w:r>
+      <w:r>
+        <w:rPr>
+          <w:rFonts w:ascii="Segoe UI Symbol" w:hAnsi="Segoe UI Symbol" w:cs="Segoe UI Symbol"/>
+        </w:rPr>
+        <w:t>⃣</w:t>
+      </w:r>
+      <w:r>
+        <w:t xml:space="preserve"> Spring chuyển JSON thành object AuthenticationRequest.</w:t>
+      </w:r>
+      <w:r>
+        <w:br/>
+        <w:t>3️</w:t>
+      </w:r>
+      <w:r>
+        <w:rPr>
+          <w:rFonts w:ascii="Segoe UI Symbol" w:hAnsi="Segoe UI Symbol" w:cs="Segoe UI Symbol"/>
+        </w:rPr>
+        <w:t>⃣</w:t>
+      </w:r>
+      <w:r>
+        <w:t xml:space="preserve"> Hàm authenticationService.authenticate() kiểm tra thông tin đăng nhập trong database.</w:t>
+      </w:r>
+      <w:r>
+        <w:br/>
+        <w:t>4️</w:t>
+      </w:r>
+      <w:r>
+        <w:rPr>
+          <w:rFonts w:ascii="Segoe UI Symbol" w:hAnsi="Segoe UI Symbol" w:cs="Segoe UI Symbol"/>
+        </w:rPr>
+        <w:t>⃣</w:t>
+      </w:r>
+      <w:r>
+        <w:t xml:space="preserve"> Nếu đúng → trả true, sai → trả false.</w:t>
+      </w:r>
+      <w:r>
+        <w:br/>
+        <w:t>5️</w:t>
+      </w:r>
+      <w:r>
+        <w:rPr>
+          <w:rFonts w:ascii="Segoe UI Symbol" w:hAnsi="Segoe UI Symbol" w:cs="Segoe UI Symbol"/>
+        </w:rPr>
+        <w:t>⃣</w:t>
+      </w:r>
+      <w:r>
+        <w:t xml:space="preserve"> Controller gói kết quả đó vào ApiResponse&lt;AuthenticationResponse&gt; rồi gửi về client.</w:t>
+      </w:r>
+      <w:r>
+        <w:br/>
+        <w:t>6️</w:t>
+      </w:r>
+      <w:r>
+        <w:rPr>
+          <w:rFonts w:ascii="Segoe UI Symbol" w:hAnsi="Segoe UI Symbol" w:cs="Segoe UI Symbol"/>
+        </w:rPr>
+        <w:t>⃣</w:t>
+      </w:r>
+      <w:r>
+        <w:t xml:space="preserve"> Client nhận JSON { "result": { "authenticated": true/false } } để biết đăng nhập có thành công hay không.</w:t>
+      </w:r>
+    </w:p>
+    <w:p>
+      <w:pPr>
+        <w:spacing w:after="0"/>
+        <w:rPr>
+          <w:b/>
+          <w:bCs/>
+        </w:rPr>
+      </w:pPr>
+      <w:r>
+        <w:rPr>
+          <w:b/>
+          <w:bCs/>
+        </w:rPr>
+        <w:t>5. JWT ( Json Web Token)</w:t>
+      </w:r>
+    </w:p>
+    <w:p>
+      <w:pPr>
+        <w:spacing w:after="0"/>
+        <w:ind w:firstLine="720"/>
+      </w:pPr>
+      <w:r>
+        <w:rPr>
+          <w:b/>
+          <w:bCs/>
+        </w:rPr>
+        <w:t>JWT (JSON Web Token)</w:t>
+      </w:r>
+      <w:r>
+        <w:t xml:space="preserve"> là một </w:t>
+      </w:r>
+      <w:r>
+        <w:rPr>
+          <w:b/>
+          <w:bCs/>
+        </w:rPr>
+        <w:t>chuẩn để truyền thông tin giữa hai bên (client và server)</w:t>
+      </w:r>
+      <w:r>
+        <w:t xml:space="preserve"> một cách </w:t>
+      </w:r>
+      <w:r>
+        <w:rPr>
+          <w:b/>
+          <w:bCs/>
+        </w:rPr>
+        <w:t>an toàn</w:t>
+      </w:r>
+      <w:r>
+        <w:t xml:space="preserve">, thường dùng để </w:t>
+      </w:r>
+      <w:r>
+        <w:rPr>
+          <w:b/>
+          <w:bCs/>
+        </w:rPr>
+        <w:t>xác thực (authentication)</w:t>
+      </w:r>
+      <w:r>
+        <w:t xml:space="preserve"> người dùng sau khi đăng nhập.</w:t>
+      </w:r>
+    </w:p>
+    <w:p>
+      <w:pPr>
+        <w:spacing w:after="0"/>
+      </w:pPr>
+      <w:r>
+        <w:t xml:space="preserve"> </w:t>
+      </w:r>
+      <w:r>
+        <w:tab/>
+      </w:r>
+      <w:r>
+        <w:t>Nói nôm na:</w:t>
+      </w:r>
+      <w:r>
+        <w:t xml:space="preserve"> </w:t>
+      </w:r>
+      <w:r>
+        <w:t xml:space="preserve">Sau khi bạn </w:t>
+      </w:r>
+      <w:r>
+        <w:rPr>
+          <w:b/>
+          <w:bCs/>
+        </w:rPr>
+        <w:t>đăng nhập thành công</w:t>
+      </w:r>
+      <w:r>
+        <w:t xml:space="preserve">, server </w:t>
+      </w:r>
+      <w:r>
+        <w:rPr>
+          <w:b/>
+          <w:bCs/>
+        </w:rPr>
+        <w:t>phát cho bạn một “vé thông hành”</w:t>
+      </w:r>
+      <w:r>
+        <w:t xml:space="preserve"> gọi</w:t>
+      </w:r>
+      <w:r>
+        <w:t xml:space="preserve"> </w:t>
+      </w:r>
+      <w:r>
+        <w:t xml:space="preserve">là </w:t>
+      </w:r>
+      <w:r>
+        <w:rPr>
+          <w:b/>
+          <w:bCs/>
+        </w:rPr>
+        <w:t>JWT token</w:t>
+      </w:r>
+      <w:r>
+        <w:t>.</w:t>
+      </w:r>
+      <w:r>
+        <w:t xml:space="preserve"> </w:t>
+      </w:r>
+      <w:r>
+        <w:t xml:space="preserve">Khi bạn gọi các API khác, bạn chỉ cần </w:t>
+      </w:r>
+      <w:r>
+        <w:rPr>
+          <w:b/>
+          <w:bCs/>
+        </w:rPr>
+        <w:t>đưa token này ra</w:t>
+      </w:r>
+      <w:r>
+        <w:t xml:space="preserve"> để chứng minh “tôi là người đã đăng nhập”.</w:t>
+      </w:r>
+    </w:p>
+    <w:p>
+      <w:pPr>
+        <w:pStyle w:val="ListParagraph"/>
+        <w:numPr>
+          <w:ilvl w:val="0"/>
+          <w:numId w:val="1"/>
+        </w:numPr>
+        <w:spacing w:after="0"/>
+        <w:rPr>
+          <w:rStyle w:val="IntenseEmphasis"/>
+        </w:rPr>
+      </w:pPr>
+      <w:r>
+        <w:t xml:space="preserve">JWT gồm 3 phần: </w:t>
+      </w:r>
+      <w:r>
+        <w:rPr>
+          <w:rStyle w:val="IntenseEmphasis"/>
+        </w:rPr>
+        <w:t>header.payload.signature</w:t>
+      </w:r>
+    </w:p>
+    <w:p>
+      <w:pPr>
+        <w:pStyle w:val="ListParagraph"/>
+        <w:spacing w:after="0"/>
+      </w:pPr>
+      <w:r>
+        <w:t xml:space="preserve">Header: </w:t>
+      </w:r>
+      <w:r>
+        <w:t>chứa thông tin thuật toán ký và kiểu token</w:t>
+      </w:r>
+    </w:p>
+    <w:p>
+      <w:pPr>
+        <w:pStyle w:val="ListParagraph"/>
+      </w:pPr>
+      <w:r>
+        <w:t>{</w:t>
+      </w:r>
+    </w:p>
+    <w:p>
+      <w:pPr>
+        <w:pStyle w:val="ListParagraph"/>
+      </w:pPr>
+      <w:r>
+        <w:t xml:space="preserve">  "alg": "HS256",</w:t>
+      </w:r>
+    </w:p>
+    <w:p>
+      <w:pPr>
+        <w:pStyle w:val="ListParagraph"/>
+      </w:pPr>
+      <w:r>
+        <w:t xml:space="preserve">  "typ": "JWT"</w:t>
+      </w:r>
+    </w:p>
+    <w:p>
+      <w:pPr>
+        <w:pStyle w:val="ListParagraph"/>
+      </w:pPr>
+      <w:r>
+        <w:t>}</w:t>
+      </w:r>
+    </w:p>
+    <w:p>
+      <w:pPr>
+        <w:pStyle w:val="ListParagraph"/>
+      </w:pPr>
+      <w:r>
+        <w:t>Payload: chứa dữ liệu của người dùng</w:t>
+      </w:r>
+    </w:p>
+    <w:p>
+      <w:pPr>
+        <w:pStyle w:val="ListParagraph"/>
+      </w:pPr>
+      <w:r>
+        <w:t>Signature: là phần ký mã hóa để xác minh token không bị thay đổi</w:t>
+      </w:r>
+    </w:p>
+    <w:p>
+      <w:pPr>
+        <w:pStyle w:val="ListParagraph"/>
+        <w:spacing w:after="0"/>
+        <w:rPr>
+          <w:rStyle w:val="IntenseEmphasis"/>
+          <w:i w:val="0"/>
+          <w:iCs w:val="0"/>
+          <w:color w:val="000000" w:themeColor="text1"/>
+          <w14:shadow w14:blurRad="38100" w14:dist="19050" w14:dir="2700000" w14:sx="100000" w14:sy="100000" w14:kx="0" w14:ky="0" w14:algn="tl">
+            <w14:schemeClr w14:val="dk1">
+              <w14:alpha w14:val="60000"/>
+            </w14:schemeClr>
+          </w14:shadow>
+          <w14:textOutline w14:w="0" w14:cap="flat" w14:cmpd="sng" w14:algn="ctr">
+            <w14:noFill/>
+            <w14:prstDash w14:val="solid"/>
+            <w14:round/>
+          </w14:textOutline>
+        </w:rPr>
+      </w:pPr>
     </w:p>
     <w:sectPr>
       <w:pgSz w:w="12240" w:h="15840"/>
@@ -995,11 +1791,127 @@
       </w:rPr>
     </w:lvl>
   </w:abstractNum>
+  <w:abstractNum w:abstractNumId="2" w15:restartNumberingAfterBreak="0">
+    <w:nsid w:val="7A987967"/>
+    <w:multiLevelType w:val="hybridMultilevel"/>
+    <w:tmpl w:val="5DC6CDC4"/>
+    <w:lvl w:ilvl="0" w:tplc="985C84AC">
+      <w:start w:val="4"/>
+      <w:numFmt w:val="bullet"/>
+      <w:lvlText w:val=""/>
+      <w:lvlJc w:val="left"/>
+      <w:pPr>
+        <w:ind w:left="720" w:hanging="360"/>
+      </w:pPr>
+      <w:rPr>
+        <w:rFonts w:ascii="Wingdings" w:eastAsiaTheme="minorEastAsia" w:hAnsi="Wingdings" w:cstheme="minorBidi" w:hint="default"/>
+      </w:rPr>
+    </w:lvl>
+    <w:lvl w:ilvl="1" w:tplc="04090003" w:tentative="1">
+      <w:start w:val="1"/>
+      <w:numFmt w:val="bullet"/>
+      <w:lvlText w:val="o"/>
+      <w:lvlJc w:val="left"/>
+      <w:pPr>
+        <w:ind w:left="1440" w:hanging="360"/>
+      </w:pPr>
+      <w:rPr>
+        <w:rFonts w:ascii="Courier New" w:hAnsi="Courier New" w:cs="Courier New" w:hint="default"/>
+      </w:rPr>
+    </w:lvl>
+    <w:lvl w:ilvl="2" w:tplc="04090005" w:tentative="1">
+      <w:start w:val="1"/>
+      <w:numFmt w:val="bullet"/>
+      <w:lvlText w:val=""/>
+      <w:lvlJc w:val="left"/>
+      <w:pPr>
+        <w:ind w:left="2160" w:hanging="360"/>
+      </w:pPr>
+      <w:rPr>
+        <w:rFonts w:ascii="Wingdings" w:hAnsi="Wingdings" w:hint="default"/>
+      </w:rPr>
+    </w:lvl>
+    <w:lvl w:ilvl="3" w:tplc="04090001" w:tentative="1">
+      <w:start w:val="1"/>
+      <w:numFmt w:val="bullet"/>
+      <w:lvlText w:val=""/>
+      <w:lvlJc w:val="left"/>
+      <w:pPr>
+        <w:ind w:left="2880" w:hanging="360"/>
+      </w:pPr>
+      <w:rPr>
+        <w:rFonts w:ascii="Symbol" w:hAnsi="Symbol" w:hint="default"/>
+      </w:rPr>
+    </w:lvl>
+    <w:lvl w:ilvl="4" w:tplc="04090003" w:tentative="1">
+      <w:start w:val="1"/>
+      <w:numFmt w:val="bullet"/>
+      <w:lvlText w:val="o"/>
+      <w:lvlJc w:val="left"/>
+      <w:pPr>
+        <w:ind w:left="3600" w:hanging="360"/>
+      </w:pPr>
+      <w:rPr>
+        <w:rFonts w:ascii="Courier New" w:hAnsi="Courier New" w:cs="Courier New" w:hint="default"/>
+      </w:rPr>
+    </w:lvl>
+    <w:lvl w:ilvl="5" w:tplc="04090005" w:tentative="1">
+      <w:start w:val="1"/>
+      <w:numFmt w:val="bullet"/>
+      <w:lvlText w:val=""/>
+      <w:lvlJc w:val="left"/>
+      <w:pPr>
+        <w:ind w:left="4320" w:hanging="360"/>
+      </w:pPr>
+      <w:rPr>
+        <w:rFonts w:ascii="Wingdings" w:hAnsi="Wingdings" w:hint="default"/>
+      </w:rPr>
+    </w:lvl>
+    <w:lvl w:ilvl="6" w:tplc="04090001" w:tentative="1">
+      <w:start w:val="1"/>
+      <w:numFmt w:val="bullet"/>
+      <w:lvlText w:val=""/>
+      <w:lvlJc w:val="left"/>
+      <w:pPr>
+        <w:ind w:left="5040" w:hanging="360"/>
+      </w:pPr>
+      <w:rPr>
+        <w:rFonts w:ascii="Symbol" w:hAnsi="Symbol" w:hint="default"/>
+      </w:rPr>
+    </w:lvl>
+    <w:lvl w:ilvl="7" w:tplc="04090003" w:tentative="1">
+      <w:start w:val="1"/>
+      <w:numFmt w:val="bullet"/>
+      <w:lvlText w:val="o"/>
+      <w:lvlJc w:val="left"/>
+      <w:pPr>
+        <w:ind w:left="5760" w:hanging="360"/>
+      </w:pPr>
+      <w:rPr>
+        <w:rFonts w:ascii="Courier New" w:hAnsi="Courier New" w:cs="Courier New" w:hint="default"/>
+      </w:rPr>
+    </w:lvl>
+    <w:lvl w:ilvl="8" w:tplc="04090005" w:tentative="1">
+      <w:start w:val="1"/>
+      <w:numFmt w:val="bullet"/>
+      <w:lvlText w:val=""/>
+      <w:lvlJc w:val="left"/>
+      <w:pPr>
+        <w:ind w:left="6480" w:hanging="360"/>
+      </w:pPr>
+      <w:rPr>
+        <w:rFonts w:ascii="Wingdings" w:hAnsi="Wingdings" w:hint="default"/>
+      </w:rPr>
+    </w:lvl>
+  </w:abstractNum>
   <w:num w:numId="1" w16cid:durableId="1425951014">
     <w:abstractNumId w:val="1"/>
   </w:num>
   <w:num w:numId="2" w16cid:durableId="1759864587">
     <w:abstractNumId w:val="0"/>
+  </w:num>
+  <w:num w:numId="3" w16cid:durableId="868373781">
+    <w:abstractNumId w:val="2"/>
   </w:num>
 </w:numbering>
 </file>
@@ -1607,7 +2519,6 @@
   <w:style w:type="character" w:default="1" w:styleId="DefaultParagraphFont">
     <w:name w:val="Default Paragraph Font"/>
     <w:uiPriority w:val="1"/>
-    <w:semiHidden/>
     <w:unhideWhenUsed/>
   </w:style>
   <w:style w:type="table" w:default="1" w:styleId="TableNormal">
@@ -1959,6 +2870,58 @@
     <w:rPr>
       <w:b/>
       <w:bCs/>
+    </w:rPr>
+  </w:style>
+  <w:style w:type="paragraph" w:styleId="HTMLPreformatted">
+    <w:name w:val="HTML Preformatted"/>
+    <w:basedOn w:val="Normal"/>
+    <w:link w:val="HTMLPreformattedChar"/>
+    <w:uiPriority w:val="99"/>
+    <w:semiHidden/>
+    <w:unhideWhenUsed/>
+    <w:rsid w:val="00FC0C6C"/>
+    <w:pPr>
+      <w:tabs>
+        <w:tab w:val="left" w:pos="916"/>
+        <w:tab w:val="left" w:pos="1832"/>
+        <w:tab w:val="left" w:pos="2748"/>
+        <w:tab w:val="left" w:pos="3664"/>
+        <w:tab w:val="left" w:pos="4580"/>
+        <w:tab w:val="left" w:pos="5496"/>
+        <w:tab w:val="left" w:pos="6412"/>
+        <w:tab w:val="left" w:pos="7328"/>
+        <w:tab w:val="left" w:pos="8244"/>
+        <w:tab w:val="left" w:pos="9160"/>
+        <w:tab w:val="left" w:pos="10076"/>
+        <w:tab w:val="left" w:pos="10992"/>
+        <w:tab w:val="left" w:pos="11908"/>
+        <w:tab w:val="left" w:pos="12824"/>
+        <w:tab w:val="left" w:pos="13740"/>
+        <w:tab w:val="left" w:pos="14656"/>
+      </w:tabs>
+      <w:spacing w:after="0" w:line="240" w:lineRule="auto"/>
+    </w:pPr>
+    <w:rPr>
+      <w:rFonts w:ascii="Courier New" w:eastAsia="Times New Roman" w:hAnsi="Courier New" w:cs="Courier New"/>
+      <w:kern w:val="0"/>
+      <w:sz w:val="20"/>
+      <w:szCs w:val="20"/>
+      <w14:ligatures w14:val="none"/>
+    </w:rPr>
+  </w:style>
+  <w:style w:type="character" w:customStyle="1" w:styleId="HTMLPreformattedChar">
+    <w:name w:val="HTML Preformatted Char"/>
+    <w:basedOn w:val="DefaultParagraphFont"/>
+    <w:link w:val="HTMLPreformatted"/>
+    <w:uiPriority w:val="99"/>
+    <w:semiHidden/>
+    <w:rsid w:val="00FC0C6C"/>
+    <w:rPr>
+      <w:rFonts w:ascii="Courier New" w:eastAsia="Times New Roman" w:hAnsi="Courier New" w:cs="Courier New"/>
+      <w:kern w:val="0"/>
+      <w:sz w:val="20"/>
+      <w:szCs w:val="20"/>
+      <w14:ligatures w14:val="none"/>
     </w:rPr>
   </w:style>
 </w:styles>

--- a/BE/SpringBoot.docx
+++ b/BE/SpringBoot.docx
@@ -1534,7 +1534,1041 @@
     <w:p>
       <w:pPr>
         <w:pStyle w:val="ListParagraph"/>
-        <w:spacing w:after="0"/>
+        <w:numPr>
+          <w:ilvl w:val="0"/>
+          <w:numId w:val="1"/>
+        </w:numPr>
+      </w:pPr>
+      <w:r>
+        <w:t xml:space="preserve">Trong JWT, </w:t>
+      </w:r>
+      <w:r>
+        <w:rPr>
+          <w:b/>
+          <w:bCs/>
+        </w:rPr>
+        <w:t>claim</w:t>
+      </w:r>
+      <w:r>
+        <w:t xml:space="preserve"> chính là </w:t>
+      </w:r>
+      <w:r>
+        <w:rPr>
+          <w:b/>
+          <w:bCs/>
+        </w:rPr>
+        <w:t>các thông tin (dữ liệu)</w:t>
+      </w:r>
+      <w:r>
+        <w:t xml:space="preserve"> mà bạn muốn “ghi” vào </w:t>
+      </w:r>
+      <w:r>
+        <w:rPr>
+          <w:b/>
+          <w:bCs/>
+        </w:rPr>
+        <w:t>payload</w:t>
+      </w:r>
+      <w:r>
+        <w:t xml:space="preserve"> của token.</w:t>
+      </w:r>
+    </w:p>
+    <w:p>
+      <w:pPr>
+        <w:pStyle w:val="ListParagraph"/>
+        <w:numPr>
+          <w:ilvl w:val="0"/>
+          <w:numId w:val="2"/>
+        </w:numPr>
+      </w:pPr>
+      <w:r>
+        <w:rPr>
+          <w:b/>
+          <w:bCs/>
+        </w:rPr>
+        <w:t>Các bước thực hiện:</w:t>
+      </w:r>
+      <w:r>
+        <w:t xml:space="preserve"> khai báo 1 String token ở authenticationresponse để trả về 1 token cho user</w:t>
+      </w:r>
+    </w:p>
+    <w:p>
+      <w:pPr>
+        <w:pStyle w:val="ListParagraph"/>
+        <w:numPr>
+          <w:ilvl w:val="0"/>
+          <w:numId w:val="1"/>
+        </w:numPr>
+      </w:pPr>
+      <w:r>
+        <w:t>Khai báo thư viện sử dụng:</w:t>
+      </w:r>
+    </w:p>
+    <w:p>
+      <w:pPr>
+        <w:pStyle w:val="HTMLPreformatted"/>
+        <w:numPr>
+          <w:ilvl w:val="0"/>
+          <w:numId w:val="1"/>
+        </w:numPr>
+        <w:shd w:val="clear" w:color="auto" w:fill="1E1F22"/>
+        <w:rPr>
+          <w:color w:val="BCBEC4"/>
+        </w:rPr>
+      </w:pPr>
+      <w:r>
+        <w:rPr>
+          <w:color w:val="D5B778"/>
+        </w:rPr>
+        <w:lastRenderedPageBreak/>
+        <w:t>&lt;dependency&gt;</w:t>
+      </w:r>
+      <w:r>
+        <w:rPr>
+          <w:color w:val="D5B778"/>
+        </w:rPr>
+        <w:br/>
+        <w:t xml:space="preserve">    &lt;groupId&gt;</w:t>
+      </w:r>
+      <w:r>
+        <w:rPr>
+          <w:color w:val="BCBEC4"/>
+        </w:rPr>
+        <w:t>org.springframework.boot</w:t>
+      </w:r>
+      <w:r>
+        <w:rPr>
+          <w:color w:val="D5B778"/>
+        </w:rPr>
+        <w:t>&lt;/groupId&gt;</w:t>
+      </w:r>
+      <w:r>
+        <w:rPr>
+          <w:color w:val="D5B778"/>
+        </w:rPr>
+        <w:br/>
+        <w:t xml:space="preserve">    &lt;artifactId&gt;</w:t>
+      </w:r>
+      <w:r>
+        <w:rPr>
+          <w:color w:val="BCBEC4"/>
+        </w:rPr>
+        <w:t>spring-boot-starter-test</w:t>
+      </w:r>
+      <w:r>
+        <w:rPr>
+          <w:color w:val="D5B778"/>
+        </w:rPr>
+        <w:t>&lt;/artifactId&gt;</w:t>
+      </w:r>
+      <w:r>
+        <w:rPr>
+          <w:color w:val="D5B778"/>
+        </w:rPr>
+        <w:br/>
+        <w:t xml:space="preserve">    &lt;scope&gt;</w:t>
+      </w:r>
+      <w:r>
+        <w:rPr>
+          <w:color w:val="BCBEC4"/>
+        </w:rPr>
+        <w:t>test</w:t>
+      </w:r>
+      <w:r>
+        <w:rPr>
+          <w:color w:val="D5B778"/>
+        </w:rPr>
+        <w:t>&lt;/scope&gt;</w:t>
+      </w:r>
+      <w:r>
+        <w:rPr>
+          <w:color w:val="D5B778"/>
+        </w:rPr>
+        <w:br/>
+        <w:t>&lt;/dependency&gt;</w:t>
+      </w:r>
+    </w:p>
+    <w:p>
+      <w:pPr>
+        <w:pStyle w:val="ListParagraph"/>
+        <w:numPr>
+          <w:ilvl w:val="0"/>
+          <w:numId w:val="1"/>
+        </w:numPr>
+      </w:pPr>
+      <w:r>
+        <w:t>Viết hàm tạo token trong service</w:t>
+      </w:r>
+    </w:p>
+    <w:p>
+      <w:pPr>
+        <w:pStyle w:val="HTMLPreformatted"/>
+        <w:numPr>
+          <w:ilvl w:val="0"/>
+          <w:numId w:val="1"/>
+        </w:numPr>
+        <w:shd w:val="clear" w:color="auto" w:fill="1E1F22"/>
+        <w:rPr>
+          <w:color w:val="BCBEC4"/>
+        </w:rPr>
+      </w:pPr>
+      <w:r>
+        <w:rPr>
+          <w:color w:val="CF8E6D"/>
+        </w:rPr>
+        <w:t xml:space="preserve">private </w:t>
+      </w:r>
+      <w:r>
+        <w:rPr>
+          <w:color w:val="BCBEC4"/>
+        </w:rPr>
+        <w:t xml:space="preserve">String </w:t>
+      </w:r>
+      <w:r>
+        <w:rPr>
+          <w:color w:val="56A8F5"/>
+        </w:rPr>
+        <w:t>generateToken</w:t>
+      </w:r>
+      <w:r>
+        <w:rPr>
+          <w:color w:val="BCBEC4"/>
+        </w:rPr>
+        <w:t>(String username){</w:t>
+      </w:r>
+      <w:r>
+        <w:rPr>
+          <w:color w:val="BCBEC4"/>
+        </w:rPr>
+        <w:br/>
+        <w:t xml:space="preserve">    JWSHeader jwsHeader = </w:t>
+      </w:r>
+      <w:r>
+        <w:rPr>
+          <w:color w:val="CF8E6D"/>
+        </w:rPr>
+        <w:t xml:space="preserve">new </w:t>
+      </w:r>
+      <w:r>
+        <w:rPr>
+          <w:color w:val="BCBEC4"/>
+        </w:rPr>
+        <w:t>JWSHeader(JWSAlgorithm.</w:t>
+      </w:r>
+      <w:r>
+        <w:rPr>
+          <w:i/>
+          <w:iCs/>
+          <w:color w:val="C77DBB"/>
+        </w:rPr>
+        <w:t>HS512</w:t>
+      </w:r>
+      <w:r>
+        <w:rPr>
+          <w:color w:val="BCBEC4"/>
+        </w:rPr>
+        <w:t>);</w:t>
+      </w:r>
+      <w:r>
+        <w:rPr>
+          <w:color w:val="BCBEC4"/>
+        </w:rPr>
+        <w:br/>
+      </w:r>
+      <w:r>
+        <w:rPr>
+          <w:color w:val="BCBEC4"/>
+        </w:rPr>
+        <w:br/>
+        <w:t xml:space="preserve">    JWTClaimsSet jwtClaimsSet = </w:t>
+      </w:r>
+      <w:r>
+        <w:rPr>
+          <w:color w:val="CF8E6D"/>
+        </w:rPr>
+        <w:t xml:space="preserve">new </w:t>
+      </w:r>
+      <w:r>
+        <w:rPr>
+          <w:color w:val="BCBEC4"/>
+        </w:rPr>
+        <w:t>JWTClaimsSet.Builder()</w:t>
+      </w:r>
+      <w:r>
+        <w:rPr>
+          <w:color w:val="BCBEC4"/>
+        </w:rPr>
+        <w:br/>
+        <w:t xml:space="preserve">            .subject(username)</w:t>
+      </w:r>
+      <w:r>
+        <w:rPr>
+          <w:color w:val="BCBEC4"/>
+        </w:rPr>
+        <w:br/>
+        <w:t xml:space="preserve">            .issuer(</w:t>
+      </w:r>
+      <w:r>
+        <w:rPr>
+          <w:color w:val="6AAB73"/>
+        </w:rPr>
+        <w:t>"tc1107.com"</w:t>
+      </w:r>
+      <w:r>
+        <w:rPr>
+          <w:color w:val="BCBEC4"/>
+        </w:rPr>
+        <w:t>)</w:t>
+      </w:r>
+      <w:r>
+        <w:rPr>
+          <w:color w:val="BCBEC4"/>
+        </w:rPr>
+        <w:br/>
+        <w:t xml:space="preserve">            .issueTime(</w:t>
+      </w:r>
+      <w:r>
+        <w:rPr>
+          <w:color w:val="CF8E6D"/>
+        </w:rPr>
+        <w:t xml:space="preserve">new </w:t>
+      </w:r>
+      <w:r>
+        <w:rPr>
+          <w:color w:val="BCBEC4"/>
+        </w:rPr>
+        <w:t>Date())</w:t>
+      </w:r>
+      <w:r>
+        <w:rPr>
+          <w:color w:val="BCBEC4"/>
+        </w:rPr>
+        <w:br/>
+        <w:t xml:space="preserve">            .expirationTime(</w:t>
+      </w:r>
+      <w:r>
+        <w:rPr>
+          <w:color w:val="CF8E6D"/>
+        </w:rPr>
+        <w:t xml:space="preserve">new </w:t>
+      </w:r>
+      <w:r>
+        <w:rPr>
+          <w:color w:val="BCBEC4"/>
+        </w:rPr>
+        <w:t>Date(Instant.</w:t>
+      </w:r>
+      <w:r>
+        <w:rPr>
+          <w:i/>
+          <w:iCs/>
+          <w:color w:val="BCBEC4"/>
+        </w:rPr>
+        <w:t>now</w:t>
+      </w:r>
+      <w:r>
+        <w:rPr>
+          <w:color w:val="BCBEC4"/>
+        </w:rPr>
+        <w:t>().plus(</w:t>
+      </w:r>
+      <w:r>
+        <w:rPr>
+          <w:color w:val="2AACB8"/>
+        </w:rPr>
+        <w:t>1</w:t>
+      </w:r>
+      <w:r>
+        <w:rPr>
+          <w:color w:val="BCBEC4"/>
+        </w:rPr>
+        <w:t>, ChronoUnit.</w:t>
+      </w:r>
+      <w:r>
+        <w:rPr>
+          <w:i/>
+          <w:iCs/>
+          <w:color w:val="C77DBB"/>
+        </w:rPr>
+        <w:t>HOURS</w:t>
+      </w:r>
+      <w:r>
+        <w:rPr>
+          <w:color w:val="BCBEC4"/>
+        </w:rPr>
+        <w:t>).toEpochMilli()))</w:t>
+      </w:r>
+      <w:r>
+        <w:rPr>
+          <w:color w:val="BCBEC4"/>
+        </w:rPr>
+        <w:br/>
+        <w:t xml:space="preserve">            .build();</w:t>
+      </w:r>
+      <w:r>
+        <w:rPr>
+          <w:color w:val="BCBEC4"/>
+        </w:rPr>
+        <w:br/>
+        <w:t xml:space="preserve">    Payload payload = </w:t>
+      </w:r>
+      <w:r>
+        <w:rPr>
+          <w:color w:val="CF8E6D"/>
+        </w:rPr>
+        <w:t xml:space="preserve">new </w:t>
+      </w:r>
+      <w:r>
+        <w:rPr>
+          <w:color w:val="BCBEC4"/>
+        </w:rPr>
+        <w:t>Payload(jwtClaimsSet.toJSONObject());</w:t>
+      </w:r>
+      <w:r>
+        <w:rPr>
+          <w:color w:val="BCBEC4"/>
+        </w:rPr>
+        <w:br/>
+        <w:t xml:space="preserve">    JWSObject jwsObject = </w:t>
+      </w:r>
+      <w:r>
+        <w:rPr>
+          <w:color w:val="CF8E6D"/>
+        </w:rPr>
+        <w:t xml:space="preserve">new </w:t>
+      </w:r>
+      <w:r>
+        <w:rPr>
+          <w:color w:val="BCBEC4"/>
+        </w:rPr>
+        <w:t>JWSObject(jwsHeader, payload);</w:t>
+      </w:r>
+      <w:r>
+        <w:rPr>
+          <w:color w:val="BCBEC4"/>
+        </w:rPr>
+        <w:br/>
+        <w:t xml:space="preserve">    </w:t>
+      </w:r>
+      <w:r>
+        <w:rPr>
+          <w:color w:val="CF8E6D"/>
+        </w:rPr>
+        <w:t xml:space="preserve">try </w:t>
+      </w:r>
+      <w:r>
+        <w:rPr>
+          <w:color w:val="BCBEC4"/>
+        </w:rPr>
+        <w:t>{</w:t>
+      </w:r>
+      <w:r>
+        <w:rPr>
+          <w:color w:val="BCBEC4"/>
+        </w:rPr>
+        <w:br/>
+        <w:t xml:space="preserve">        jwsObject.sign(</w:t>
+      </w:r>
+      <w:r>
+        <w:rPr>
+          <w:color w:val="CF8E6D"/>
+        </w:rPr>
+        <w:t xml:space="preserve">new </w:t>
+      </w:r>
+      <w:r>
+        <w:rPr>
+          <w:color w:val="BCBEC4"/>
+        </w:rPr>
+        <w:t>MACSigner(</w:t>
+      </w:r>
+      <w:r>
+        <w:rPr>
+          <w:i/>
+          <w:iCs/>
+          <w:color w:val="C77DBB"/>
+        </w:rPr>
+        <w:t>SIGNER_KEY</w:t>
+      </w:r>
+      <w:r>
+        <w:rPr>
+          <w:color w:val="BCBEC4"/>
+        </w:rPr>
+        <w:t>.getBytes()));</w:t>
+      </w:r>
+      <w:r>
+        <w:rPr>
+          <w:color w:val="BCBEC4"/>
+        </w:rPr>
+        <w:br/>
+        <w:t xml:space="preserve">        </w:t>
+      </w:r>
+      <w:r>
+        <w:rPr>
+          <w:color w:val="CF8E6D"/>
+        </w:rPr>
+        <w:t xml:space="preserve">return </w:t>
+      </w:r>
+      <w:r>
+        <w:rPr>
+          <w:color w:val="BCBEC4"/>
+        </w:rPr>
+        <w:t>jwsObject.serialize();</w:t>
+      </w:r>
+      <w:r>
+        <w:rPr>
+          <w:color w:val="BCBEC4"/>
+        </w:rPr>
+        <w:br/>
+        <w:t xml:space="preserve">    } </w:t>
+      </w:r>
+      <w:r>
+        <w:rPr>
+          <w:color w:val="CF8E6D"/>
+        </w:rPr>
+        <w:t xml:space="preserve">catch </w:t>
+      </w:r>
+      <w:r>
+        <w:rPr>
+          <w:color w:val="BCBEC4"/>
+        </w:rPr>
+        <w:t>(JOSEException e) {</w:t>
+      </w:r>
+      <w:r>
+        <w:rPr>
+          <w:color w:val="BCBEC4"/>
+        </w:rPr>
+        <w:br/>
+        <w:t xml:space="preserve">        </w:t>
+      </w:r>
+      <w:r>
+        <w:rPr>
+          <w:i/>
+          <w:iCs/>
+          <w:color w:val="C77DBB"/>
+        </w:rPr>
+        <w:t>log</w:t>
+      </w:r>
+      <w:r>
+        <w:rPr>
+          <w:color w:val="BCBEC4"/>
+        </w:rPr>
+        <w:t>.error(</w:t>
+      </w:r>
+      <w:r>
+        <w:rPr>
+          <w:color w:val="6AAB73"/>
+        </w:rPr>
+        <w:t>"can not create token:"</w:t>
+      </w:r>
+      <w:r>
+        <w:rPr>
+          <w:color w:val="BCBEC4"/>
+        </w:rPr>
+        <w:t>, e);</w:t>
+      </w:r>
+      <w:r>
+        <w:rPr>
+          <w:color w:val="BCBEC4"/>
+        </w:rPr>
+        <w:br/>
+        <w:t xml:space="preserve">        </w:t>
+      </w:r>
+      <w:r>
+        <w:rPr>
+          <w:color w:val="CF8E6D"/>
+        </w:rPr>
+        <w:t xml:space="preserve">throw new </w:t>
+      </w:r>
+      <w:r>
+        <w:rPr>
+          <w:color w:val="BCBEC4"/>
+        </w:rPr>
+        <w:t>RuntimeException(e);</w:t>
+      </w:r>
+      <w:r>
+        <w:rPr>
+          <w:color w:val="BCBEC4"/>
+        </w:rPr>
+        <w:br/>
+        <w:t xml:space="preserve">    }</w:t>
+      </w:r>
+      <w:r>
+        <w:rPr>
+          <w:color w:val="BCBEC4"/>
+        </w:rPr>
+        <w:br/>
+        <w:t>}</w:t>
+      </w:r>
+    </w:p>
+    <w:p>
+      <w:pPr>
+        <w:pStyle w:val="ListParagraph"/>
+        <w:numPr>
+          <w:ilvl w:val="0"/>
+          <w:numId w:val="1"/>
+        </w:numPr>
+        <w:spacing w:before="100" w:beforeAutospacing="1" w:after="100" w:afterAutospacing="1" w:line="240" w:lineRule="auto"/>
+        <w:outlineLvl w:val="1"/>
+        <w:rPr>
+          <w:rFonts w:ascii="Times New Roman" w:eastAsia="Times New Roman" w:hAnsi="Times New Roman" w:cs="Times New Roman"/>
+          <w:b/>
+          <w:bCs/>
+          <w:kern w:val="0"/>
+          <w:sz w:val="36"/>
+          <w:szCs w:val="36"/>
+          <w14:ligatures w14:val="none"/>
+        </w:rPr>
+      </w:pPr>
+      <w:r>
+        <w:rPr>
+          <w:rFonts w:ascii="Segoe UI Emoji" w:eastAsia="Times New Roman" w:hAnsi="Segoe UI Emoji" w:cs="Segoe UI Emoji"/>
+          <w:b/>
+          <w:bCs/>
+          <w:kern w:val="0"/>
+          <w:sz w:val="36"/>
+          <w:szCs w:val="36"/>
+          <w14:ligatures w14:val="none"/>
+        </w:rPr>
+        <w:t>🧠</w:t>
+      </w:r>
+      <w:r>
+        <w:rPr>
+          <w:rFonts w:ascii="Times New Roman" w:eastAsia="Times New Roman" w:hAnsi="Times New Roman" w:cs="Times New Roman"/>
+          <w:b/>
+          <w:bCs/>
+          <w:kern w:val="0"/>
+          <w:sz w:val="36"/>
+          <w:szCs w:val="36"/>
+          <w14:ligatures w14:val="none"/>
+        </w:rPr>
+        <w:t xml:space="preserve"> Tóm tắt luồng xử lý:</w:t>
+      </w:r>
+    </w:p>
+    <w:p>
+      <w:pPr>
+        <w:pStyle w:val="ListParagraph"/>
+        <w:numPr>
+          <w:ilvl w:val="0"/>
+          <w:numId w:val="1"/>
+        </w:numPr>
+        <w:tabs>
+          <w:tab w:val="left" w:pos="916"/>
+          <w:tab w:val="left" w:pos="1832"/>
+          <w:tab w:val="left" w:pos="2748"/>
+          <w:tab w:val="left" w:pos="3664"/>
+          <w:tab w:val="left" w:pos="4580"/>
+          <w:tab w:val="left" w:pos="5496"/>
+          <w:tab w:val="left" w:pos="6412"/>
+          <w:tab w:val="left" w:pos="7328"/>
+          <w:tab w:val="left" w:pos="8244"/>
+          <w:tab w:val="left" w:pos="9160"/>
+          <w:tab w:val="left" w:pos="10076"/>
+          <w:tab w:val="left" w:pos="10992"/>
+          <w:tab w:val="left" w:pos="11908"/>
+          <w:tab w:val="left" w:pos="12824"/>
+          <w:tab w:val="left" w:pos="13740"/>
+          <w:tab w:val="left" w:pos="14656"/>
+        </w:tabs>
+        <w:spacing w:after="0" w:line="240" w:lineRule="auto"/>
+        <w:rPr>
+          <w:rFonts w:ascii="Courier New" w:eastAsia="Times New Roman" w:hAnsi="Courier New" w:cs="Courier New"/>
+          <w:kern w:val="0"/>
+          <w:sz w:val="20"/>
+          <w:szCs w:val="20"/>
+          <w14:ligatures w14:val="none"/>
+        </w:rPr>
+      </w:pPr>
+      <w:r>
+        <w:rPr>
+          <w:rFonts w:ascii="Courier New" w:eastAsia="Times New Roman" w:hAnsi="Courier New" w:cs="Courier New"/>
+          <w:kern w:val="0"/>
+          <w:sz w:val="20"/>
+          <w:szCs w:val="20"/>
+          <w14:ligatures w14:val="none"/>
+        </w:rPr>
+        <w:t>Client gửi username + password</w:t>
+      </w:r>
+    </w:p>
+    <w:p>
+      <w:pPr>
+        <w:pStyle w:val="ListParagraph"/>
+        <w:numPr>
+          <w:ilvl w:val="0"/>
+          <w:numId w:val="1"/>
+        </w:numPr>
+        <w:tabs>
+          <w:tab w:val="left" w:pos="916"/>
+          <w:tab w:val="left" w:pos="1832"/>
+          <w:tab w:val="left" w:pos="2748"/>
+          <w:tab w:val="left" w:pos="3664"/>
+          <w:tab w:val="left" w:pos="4580"/>
+          <w:tab w:val="left" w:pos="5496"/>
+          <w:tab w:val="left" w:pos="6412"/>
+          <w:tab w:val="left" w:pos="7328"/>
+          <w:tab w:val="left" w:pos="8244"/>
+          <w:tab w:val="left" w:pos="9160"/>
+          <w:tab w:val="left" w:pos="10076"/>
+          <w:tab w:val="left" w:pos="10992"/>
+          <w:tab w:val="left" w:pos="11908"/>
+          <w:tab w:val="left" w:pos="12824"/>
+          <w:tab w:val="left" w:pos="13740"/>
+          <w:tab w:val="left" w:pos="14656"/>
+        </w:tabs>
+        <w:spacing w:after="0" w:line="240" w:lineRule="auto"/>
+        <w:rPr>
+          <w:rFonts w:ascii="Courier New" w:eastAsia="Times New Roman" w:hAnsi="Courier New" w:cs="Courier New"/>
+          <w:kern w:val="0"/>
+          <w:sz w:val="20"/>
+          <w:szCs w:val="20"/>
+          <w14:ligatures w14:val="none"/>
+        </w:rPr>
+      </w:pPr>
+      <w:r>
+        <w:rPr>
+          <w:rFonts w:ascii="Courier New" w:eastAsia="Times New Roman" w:hAnsi="Courier New" w:cs="Courier New"/>
+          <w:kern w:val="0"/>
+          <w:sz w:val="20"/>
+          <w:szCs w:val="20"/>
+          <w14:ligatures w14:val="none"/>
+        </w:rPr>
+        <w:t xml:space="preserve">           ↓</w:t>
+      </w:r>
+    </w:p>
+    <w:p>
+      <w:pPr>
+        <w:pStyle w:val="ListParagraph"/>
+        <w:numPr>
+          <w:ilvl w:val="0"/>
+          <w:numId w:val="1"/>
+        </w:numPr>
+        <w:tabs>
+          <w:tab w:val="left" w:pos="916"/>
+          <w:tab w:val="left" w:pos="1832"/>
+          <w:tab w:val="left" w:pos="2748"/>
+          <w:tab w:val="left" w:pos="3664"/>
+          <w:tab w:val="left" w:pos="4580"/>
+          <w:tab w:val="left" w:pos="5496"/>
+          <w:tab w:val="left" w:pos="6412"/>
+          <w:tab w:val="left" w:pos="7328"/>
+          <w:tab w:val="left" w:pos="8244"/>
+          <w:tab w:val="left" w:pos="9160"/>
+          <w:tab w:val="left" w:pos="10076"/>
+          <w:tab w:val="left" w:pos="10992"/>
+          <w:tab w:val="left" w:pos="11908"/>
+          <w:tab w:val="left" w:pos="12824"/>
+          <w:tab w:val="left" w:pos="13740"/>
+          <w:tab w:val="left" w:pos="14656"/>
+        </w:tabs>
+        <w:spacing w:after="0" w:line="240" w:lineRule="auto"/>
+        <w:rPr>
+          <w:rFonts w:ascii="Courier New" w:eastAsia="Times New Roman" w:hAnsi="Courier New" w:cs="Courier New"/>
+          <w:kern w:val="0"/>
+          <w:sz w:val="20"/>
+          <w:szCs w:val="20"/>
+          <w14:ligatures w14:val="none"/>
+        </w:rPr>
+      </w:pPr>
+      <w:r>
+        <w:rPr>
+          <w:rFonts w:ascii="Courier New" w:eastAsia="Times New Roman" w:hAnsi="Courier New" w:cs="Courier New"/>
+          <w:kern w:val="0"/>
+          <w:sz w:val="20"/>
+          <w:szCs w:val="20"/>
+          <w14:ligatures w14:val="none"/>
+        </w:rPr>
+        <w:t>AuthenticationService.authenticate()</w:t>
+      </w:r>
+    </w:p>
+    <w:p>
+      <w:pPr>
+        <w:pStyle w:val="ListParagraph"/>
+        <w:numPr>
+          <w:ilvl w:val="0"/>
+          <w:numId w:val="1"/>
+        </w:numPr>
+        <w:tabs>
+          <w:tab w:val="left" w:pos="916"/>
+          <w:tab w:val="left" w:pos="1832"/>
+          <w:tab w:val="left" w:pos="2748"/>
+          <w:tab w:val="left" w:pos="3664"/>
+          <w:tab w:val="left" w:pos="4580"/>
+          <w:tab w:val="left" w:pos="5496"/>
+          <w:tab w:val="left" w:pos="6412"/>
+          <w:tab w:val="left" w:pos="7328"/>
+          <w:tab w:val="left" w:pos="8244"/>
+          <w:tab w:val="left" w:pos="9160"/>
+          <w:tab w:val="left" w:pos="10076"/>
+          <w:tab w:val="left" w:pos="10992"/>
+          <w:tab w:val="left" w:pos="11908"/>
+          <w:tab w:val="left" w:pos="12824"/>
+          <w:tab w:val="left" w:pos="13740"/>
+          <w:tab w:val="left" w:pos="14656"/>
+        </w:tabs>
+        <w:spacing w:after="0" w:line="240" w:lineRule="auto"/>
+        <w:rPr>
+          <w:rFonts w:ascii="Courier New" w:eastAsia="Times New Roman" w:hAnsi="Courier New" w:cs="Courier New"/>
+          <w:kern w:val="0"/>
+          <w:sz w:val="20"/>
+          <w:szCs w:val="20"/>
+          <w14:ligatures w14:val="none"/>
+        </w:rPr>
+      </w:pPr>
+      <w:r>
+        <w:rPr>
+          <w:rFonts w:ascii="Courier New" w:eastAsia="Times New Roman" w:hAnsi="Courier New" w:cs="Courier New"/>
+          <w:kern w:val="0"/>
+          <w:sz w:val="20"/>
+          <w:szCs w:val="20"/>
+          <w14:ligatures w14:val="none"/>
+        </w:rPr>
+        <w:t xml:space="preserve">           ↓</w:t>
+      </w:r>
+    </w:p>
+    <w:p>
+      <w:pPr>
+        <w:pStyle w:val="ListParagraph"/>
+        <w:numPr>
+          <w:ilvl w:val="0"/>
+          <w:numId w:val="1"/>
+        </w:numPr>
+        <w:tabs>
+          <w:tab w:val="left" w:pos="916"/>
+          <w:tab w:val="left" w:pos="1832"/>
+          <w:tab w:val="left" w:pos="2748"/>
+          <w:tab w:val="left" w:pos="3664"/>
+          <w:tab w:val="left" w:pos="4580"/>
+          <w:tab w:val="left" w:pos="5496"/>
+          <w:tab w:val="left" w:pos="6412"/>
+          <w:tab w:val="left" w:pos="7328"/>
+          <w:tab w:val="left" w:pos="8244"/>
+          <w:tab w:val="left" w:pos="9160"/>
+          <w:tab w:val="left" w:pos="10076"/>
+          <w:tab w:val="left" w:pos="10992"/>
+          <w:tab w:val="left" w:pos="11908"/>
+          <w:tab w:val="left" w:pos="12824"/>
+          <w:tab w:val="left" w:pos="13740"/>
+          <w:tab w:val="left" w:pos="14656"/>
+        </w:tabs>
+        <w:spacing w:after="0" w:line="240" w:lineRule="auto"/>
+        <w:rPr>
+          <w:rFonts w:ascii="Courier New" w:eastAsia="Times New Roman" w:hAnsi="Courier New" w:cs="Courier New"/>
+          <w:kern w:val="0"/>
+          <w:sz w:val="20"/>
+          <w:szCs w:val="20"/>
+          <w14:ligatures w14:val="none"/>
+        </w:rPr>
+      </w:pPr>
+      <w:r>
+        <w:rPr>
+          <w:rFonts w:ascii="Courier New" w:eastAsia="Times New Roman" w:hAnsi="Courier New" w:cs="Courier New"/>
+          <w:kern w:val="0"/>
+          <w:sz w:val="20"/>
+          <w:szCs w:val="20"/>
+          <w14:ligatures w14:val="none"/>
+        </w:rPr>
+        <w:t>Tìm user → Kiểm tra password</w:t>
+      </w:r>
+    </w:p>
+    <w:p>
+      <w:pPr>
+        <w:pStyle w:val="ListParagraph"/>
+        <w:numPr>
+          <w:ilvl w:val="0"/>
+          <w:numId w:val="1"/>
+        </w:numPr>
+        <w:tabs>
+          <w:tab w:val="left" w:pos="916"/>
+          <w:tab w:val="left" w:pos="1832"/>
+          <w:tab w:val="left" w:pos="2748"/>
+          <w:tab w:val="left" w:pos="3664"/>
+          <w:tab w:val="left" w:pos="4580"/>
+          <w:tab w:val="left" w:pos="5496"/>
+          <w:tab w:val="left" w:pos="6412"/>
+          <w:tab w:val="left" w:pos="7328"/>
+          <w:tab w:val="left" w:pos="8244"/>
+          <w:tab w:val="left" w:pos="9160"/>
+          <w:tab w:val="left" w:pos="10076"/>
+          <w:tab w:val="left" w:pos="10992"/>
+          <w:tab w:val="left" w:pos="11908"/>
+          <w:tab w:val="left" w:pos="12824"/>
+          <w:tab w:val="left" w:pos="13740"/>
+          <w:tab w:val="left" w:pos="14656"/>
+        </w:tabs>
+        <w:spacing w:after="0" w:line="240" w:lineRule="auto"/>
+        <w:rPr>
+          <w:rFonts w:ascii="Courier New" w:eastAsia="Times New Roman" w:hAnsi="Courier New" w:cs="Courier New"/>
+          <w:kern w:val="0"/>
+          <w:sz w:val="20"/>
+          <w:szCs w:val="20"/>
+          <w14:ligatures w14:val="none"/>
+        </w:rPr>
+      </w:pPr>
+      <w:r>
+        <w:rPr>
+          <w:rFonts w:ascii="Courier New" w:eastAsia="Times New Roman" w:hAnsi="Courier New" w:cs="Courier New"/>
+          <w:kern w:val="0"/>
+          <w:sz w:val="20"/>
+          <w:szCs w:val="20"/>
+          <w14:ligatures w14:val="none"/>
+        </w:rPr>
+        <w:t xml:space="preserve">           ↓</w:t>
+      </w:r>
+    </w:p>
+    <w:p>
+      <w:pPr>
+        <w:pStyle w:val="ListParagraph"/>
+        <w:numPr>
+          <w:ilvl w:val="0"/>
+          <w:numId w:val="1"/>
+        </w:numPr>
+        <w:tabs>
+          <w:tab w:val="left" w:pos="916"/>
+          <w:tab w:val="left" w:pos="1832"/>
+          <w:tab w:val="left" w:pos="2748"/>
+          <w:tab w:val="left" w:pos="3664"/>
+          <w:tab w:val="left" w:pos="4580"/>
+          <w:tab w:val="left" w:pos="5496"/>
+          <w:tab w:val="left" w:pos="6412"/>
+          <w:tab w:val="left" w:pos="7328"/>
+          <w:tab w:val="left" w:pos="8244"/>
+          <w:tab w:val="left" w:pos="9160"/>
+          <w:tab w:val="left" w:pos="10076"/>
+          <w:tab w:val="left" w:pos="10992"/>
+          <w:tab w:val="left" w:pos="11908"/>
+          <w:tab w:val="left" w:pos="12824"/>
+          <w:tab w:val="left" w:pos="13740"/>
+          <w:tab w:val="left" w:pos="14656"/>
+        </w:tabs>
+        <w:spacing w:after="0" w:line="240" w:lineRule="auto"/>
+        <w:rPr>
+          <w:rFonts w:ascii="Courier New" w:eastAsia="Times New Roman" w:hAnsi="Courier New" w:cs="Courier New"/>
+          <w:kern w:val="0"/>
+          <w:sz w:val="20"/>
+          <w:szCs w:val="20"/>
+          <w14:ligatures w14:val="none"/>
+        </w:rPr>
+      </w:pPr>
+      <w:r>
+        <w:rPr>
+          <w:rFonts w:ascii="Courier New" w:eastAsia="Times New Roman" w:hAnsi="Courier New" w:cs="Courier New"/>
+          <w:kern w:val="0"/>
+          <w:sz w:val="20"/>
+          <w:szCs w:val="20"/>
+          <w14:ligatures w14:val="none"/>
+        </w:rPr>
+        <w:t>Nếu đúng → generateToken(username)</w:t>
+      </w:r>
+    </w:p>
+    <w:p>
+      <w:pPr>
+        <w:pStyle w:val="ListParagraph"/>
+        <w:numPr>
+          <w:ilvl w:val="0"/>
+          <w:numId w:val="1"/>
+        </w:numPr>
+        <w:tabs>
+          <w:tab w:val="left" w:pos="916"/>
+          <w:tab w:val="left" w:pos="1832"/>
+          <w:tab w:val="left" w:pos="2748"/>
+          <w:tab w:val="left" w:pos="3664"/>
+          <w:tab w:val="left" w:pos="4580"/>
+          <w:tab w:val="left" w:pos="5496"/>
+          <w:tab w:val="left" w:pos="6412"/>
+          <w:tab w:val="left" w:pos="7328"/>
+          <w:tab w:val="left" w:pos="8244"/>
+          <w:tab w:val="left" w:pos="9160"/>
+          <w:tab w:val="left" w:pos="10076"/>
+          <w:tab w:val="left" w:pos="10992"/>
+          <w:tab w:val="left" w:pos="11908"/>
+          <w:tab w:val="left" w:pos="12824"/>
+          <w:tab w:val="left" w:pos="13740"/>
+          <w:tab w:val="left" w:pos="14656"/>
+        </w:tabs>
+        <w:spacing w:after="0" w:line="240" w:lineRule="auto"/>
+        <w:rPr>
+          <w:rFonts w:ascii="Courier New" w:eastAsia="Times New Roman" w:hAnsi="Courier New" w:cs="Courier New"/>
+          <w:kern w:val="0"/>
+          <w:sz w:val="20"/>
+          <w:szCs w:val="20"/>
+          <w14:ligatures w14:val="none"/>
+        </w:rPr>
+      </w:pPr>
+      <w:r>
+        <w:rPr>
+          <w:rFonts w:ascii="Courier New" w:eastAsia="Times New Roman" w:hAnsi="Courier New" w:cs="Courier New"/>
+          <w:kern w:val="0"/>
+          <w:sz w:val="20"/>
+          <w:szCs w:val="20"/>
+          <w14:ligatures w14:val="none"/>
+        </w:rPr>
+        <w:t xml:space="preserve">           ↓</w:t>
+      </w:r>
+    </w:p>
+    <w:p>
+      <w:pPr>
+        <w:pStyle w:val="ListParagraph"/>
+        <w:numPr>
+          <w:ilvl w:val="0"/>
+          <w:numId w:val="1"/>
+        </w:numPr>
+        <w:tabs>
+          <w:tab w:val="left" w:pos="916"/>
+          <w:tab w:val="left" w:pos="1832"/>
+          <w:tab w:val="left" w:pos="2748"/>
+          <w:tab w:val="left" w:pos="3664"/>
+          <w:tab w:val="left" w:pos="4580"/>
+          <w:tab w:val="left" w:pos="5496"/>
+          <w:tab w:val="left" w:pos="6412"/>
+          <w:tab w:val="left" w:pos="7328"/>
+          <w:tab w:val="left" w:pos="8244"/>
+          <w:tab w:val="left" w:pos="9160"/>
+          <w:tab w:val="left" w:pos="10076"/>
+          <w:tab w:val="left" w:pos="10992"/>
+          <w:tab w:val="left" w:pos="11908"/>
+          <w:tab w:val="left" w:pos="12824"/>
+          <w:tab w:val="left" w:pos="13740"/>
+          <w:tab w:val="left" w:pos="14656"/>
+        </w:tabs>
+        <w:spacing w:after="0" w:line="240" w:lineRule="auto"/>
+        <w:rPr>
+          <w:rFonts w:ascii="Courier New" w:eastAsia="Times New Roman" w:hAnsi="Courier New" w:cs="Courier New"/>
+          <w:kern w:val="0"/>
+          <w:sz w:val="20"/>
+          <w:szCs w:val="20"/>
+          <w14:ligatures w14:val="none"/>
+        </w:rPr>
+      </w:pPr>
+      <w:r>
+        <w:rPr>
+          <w:rFonts w:ascii="Courier New" w:eastAsia="Times New Roman" w:hAnsi="Courier New" w:cs="Courier New"/>
+          <w:kern w:val="0"/>
+          <w:sz w:val="20"/>
+          <w:szCs w:val="20"/>
+          <w14:ligatures w14:val="none"/>
+        </w:rPr>
+        <w:t>Sinh JWT token và trả về</w:t>
+      </w:r>
+    </w:p>
+    <w:p>
+      <w:pPr>
+        <w:pStyle w:val="ListParagraph"/>
+        <w:numPr>
+          <w:ilvl w:val="0"/>
+          <w:numId w:val="1"/>
+        </w:numPr>
+      </w:pPr>
+      <w:r>
+        <w:t xml:space="preserve">Bước tiếp theo: verify token. Tạo </w:t>
+      </w:r>
+      <w:r>
+        <w:t>IntrospectRequest</w:t>
+      </w:r>
+      <w:r>
+        <w:t xml:space="preserve"> và IntrospectResponse</w:t>
+      </w:r>
+    </w:p>
+    <w:p>
+      <w:pPr>
         <w:rPr>
           <w:rStyle w:val="IntenseEmphasis"/>
           <w:i w:val="0"/>
@@ -2344,7 +3378,6 @@
     <w:next w:val="Normal"/>
     <w:link w:val="Heading2Char"/>
     <w:uiPriority w:val="9"/>
-    <w:semiHidden/>
     <w:unhideWhenUsed/>
     <w:qFormat/>
     <w:rsid w:val="00BA5233"/>
@@ -2560,7 +3593,6 @@
     <w:basedOn w:val="DefaultParagraphFont"/>
     <w:link w:val="Heading2"/>
     <w:uiPriority w:val="9"/>
-    <w:semiHidden/>
     <w:rsid w:val="00BA5233"/>
     <w:rPr>
       <w:rFonts w:asciiTheme="majorHAnsi" w:eastAsiaTheme="majorEastAsia" w:hAnsiTheme="majorHAnsi" w:cstheme="majorBidi"/>
@@ -2924,6 +3956,21 @@
       <w14:ligatures w14:val="none"/>
     </w:rPr>
   </w:style>
+  <w:style w:type="character" w:customStyle="1" w:styleId="hljs-selector-tag">
+    <w:name w:val="hljs-selector-tag"/>
+    <w:basedOn w:val="DefaultParagraphFont"/>
+    <w:rsid w:val="002F14D5"/>
+  </w:style>
+  <w:style w:type="character" w:customStyle="1" w:styleId="hljs-selector-class">
+    <w:name w:val="hljs-selector-class"/>
+    <w:basedOn w:val="DefaultParagraphFont"/>
+    <w:rsid w:val="002F14D5"/>
+  </w:style>
+  <w:style w:type="character" w:customStyle="1" w:styleId="hljs-builtin">
+    <w:name w:val="hljs-built_in"/>
+    <w:basedOn w:val="DefaultParagraphFont"/>
+    <w:rsid w:val="002F14D5"/>
+  </w:style>
 </w:styles>
 </file>
 
